--- a/keep-with-table.docx
+++ b/keep-with-table.docx
@@ -7,407 +7,407 @@
         <w:keepNext w:val="0"/>
       </w:pPr>
       <w:r>
-        <w:t>Случай: заголовок таблицы=нет, места под строку = -2 строк</w:t>
-      </w:r>
-    </w:p>
-    <w:p>
-      <w:pPr>
-        <w:keepNext w:val="0"/>
-      </w:pPr>
-      <w:r>
-        <w:t>Строка заполнения 1</w:t>
-      </w:r>
-    </w:p>
-    <w:p>
-      <w:pPr>
-        <w:keepNext w:val="0"/>
-      </w:pPr>
-      <w:r>
-        <w:t>Строка заполнения 2</w:t>
-      </w:r>
-    </w:p>
-    <w:p>
-      <w:pPr>
-        <w:keepNext w:val="0"/>
-      </w:pPr>
-      <w:r>
-        <w:t>Строка заполнения 3</w:t>
-      </w:r>
-    </w:p>
-    <w:p>
-      <w:pPr>
-        <w:keepNext w:val="0"/>
-      </w:pPr>
-      <w:r>
-        <w:t>Строка заполнения 4</w:t>
-      </w:r>
-    </w:p>
-    <w:p>
-      <w:pPr>
-        <w:keepNext w:val="0"/>
-      </w:pPr>
-      <w:r>
-        <w:t>Строка заполнения 5</w:t>
-      </w:r>
-    </w:p>
-    <w:p>
-      <w:pPr>
-        <w:keepNext w:val="0"/>
-      </w:pPr>
-      <w:r>
-        <w:t>Строка заполнения 6</w:t>
-      </w:r>
-    </w:p>
-    <w:p>
-      <w:pPr>
-        <w:keepNext w:val="0"/>
-      </w:pPr>
-      <w:r>
-        <w:t>Строка заполнения 7</w:t>
-      </w:r>
-    </w:p>
-    <w:p>
-      <w:pPr>
-        <w:keepNext w:val="0"/>
-      </w:pPr>
-      <w:r>
-        <w:t>Строка заполнения 8</w:t>
-      </w:r>
-    </w:p>
-    <w:p>
-      <w:pPr>
-        <w:keepNext w:val="0"/>
-      </w:pPr>
-      <w:r>
-        <w:t>Строка заполнения 9</w:t>
-      </w:r>
-    </w:p>
-    <w:p>
-      <w:pPr>
-        <w:keepNext w:val="0"/>
-      </w:pPr>
-      <w:r>
-        <w:t>Строка заполнения 10</w:t>
-      </w:r>
-    </w:p>
-    <w:p>
-      <w:pPr>
-        <w:keepNext w:val="0"/>
-      </w:pPr>
-      <w:r>
-        <w:t>Строка заполнения 11</w:t>
-      </w:r>
-    </w:p>
-    <w:p>
-      <w:pPr>
-        <w:keepNext w:val="0"/>
-      </w:pPr>
-      <w:r>
-        <w:t>Строка заполнения 12</w:t>
-      </w:r>
-    </w:p>
-    <w:p>
-      <w:pPr>
-        <w:keepNext w:val="0"/>
-      </w:pPr>
-      <w:r>
-        <w:t>Строка заполнения 13</w:t>
-      </w:r>
-    </w:p>
-    <w:p>
-      <w:pPr>
-        <w:keepNext w:val="0"/>
-      </w:pPr>
-      <w:r>
-        <w:t>Строка заполнения 14</w:t>
-      </w:r>
-    </w:p>
-    <w:p>
-      <w:pPr>
-        <w:keepNext w:val="0"/>
-      </w:pPr>
-      <w:r>
-        <w:t>Строка заполнения 15</w:t>
-      </w:r>
-    </w:p>
-    <w:p>
-      <w:pPr>
-        <w:keepNext w:val="0"/>
-      </w:pPr>
-      <w:r>
-        <w:t>Строка заполнения 16</w:t>
-      </w:r>
-    </w:p>
-    <w:p>
-      <w:pPr>
-        <w:keepNext w:val="0"/>
-      </w:pPr>
-      <w:r>
-        <w:t>Строка заполнения 17</w:t>
-      </w:r>
-    </w:p>
-    <w:p>
-      <w:pPr>
-        <w:keepNext w:val="0"/>
-      </w:pPr>
-      <w:r>
-        <w:t>Строка заполнения 18</w:t>
-      </w:r>
-    </w:p>
-    <w:p>
-      <w:pPr>
-        <w:keepNext w:val="0"/>
-      </w:pPr>
-      <w:r>
-        <w:t>Строка заполнения 19</w:t>
-      </w:r>
-    </w:p>
-    <w:p>
-      <w:pPr>
-        <w:keepNext w:val="0"/>
-      </w:pPr>
-      <w:r>
-        <w:t>Строка заполнения 20</w:t>
-      </w:r>
-    </w:p>
-    <w:p>
-      <w:pPr>
-        <w:keepNext w:val="0"/>
-      </w:pPr>
-      <w:r>
-        <w:t>Строка заполнения 21</w:t>
-      </w:r>
-    </w:p>
-    <w:p>
-      <w:pPr>
-        <w:keepNext w:val="0"/>
-      </w:pPr>
-      <w:r>
-        <w:t>Строка заполнения 22</w:t>
-      </w:r>
-    </w:p>
-    <w:p>
-      <w:pPr>
-        <w:keepNext w:val="0"/>
-      </w:pPr>
-      <w:r>
-        <w:t>Строка заполнения 23</w:t>
-      </w:r>
-    </w:p>
-    <w:p>
-      <w:pPr>
-        <w:keepNext w:val="0"/>
-      </w:pPr>
-      <w:r>
-        <w:t>Строка заполнения 24</w:t>
-      </w:r>
-    </w:p>
-    <w:p>
-      <w:pPr>
-        <w:keepNext w:val="0"/>
-      </w:pPr>
-      <w:r>
-        <w:t>Строка заполнения 25</w:t>
-      </w:r>
-    </w:p>
-    <w:p>
-      <w:pPr>
-        <w:keepNext w:val="0"/>
-      </w:pPr>
-      <w:r>
-        <w:t>Строка заполнения 26</w:t>
-      </w:r>
-    </w:p>
-    <w:p>
-      <w:pPr>
-        <w:keepNext w:val="0"/>
-      </w:pPr>
-      <w:r>
-        <w:t>Строка заполнения 27</w:t>
-      </w:r>
-    </w:p>
-    <w:p>
-      <w:pPr>
-        <w:keepNext w:val="0"/>
-      </w:pPr>
-      <w:r>
-        <w:t>Строка заполнения 28</w:t>
-      </w:r>
-    </w:p>
-    <w:p>
-      <w:pPr>
-        <w:keepNext w:val="0"/>
-      </w:pPr>
-      <w:r>
-        <w:t>Строка заполнения 29</w:t>
-      </w:r>
-    </w:p>
-    <w:p>
-      <w:pPr>
-        <w:keepNext w:val="0"/>
-      </w:pPr>
-      <w:r>
-        <w:t>Строка заполнения 30</w:t>
-      </w:r>
-    </w:p>
-    <w:p>
-      <w:pPr>
-        <w:keepNext w:val="0"/>
-      </w:pPr>
-      <w:r>
-        <w:t>Строка заполнения 31</w:t>
-      </w:r>
-    </w:p>
-    <w:p>
-      <w:pPr>
-        <w:keepNext w:val="0"/>
-      </w:pPr>
-      <w:r>
-        <w:t>Строка заполнения 32</w:t>
-      </w:r>
-    </w:p>
-    <w:p>
-      <w:pPr>
-        <w:keepNext w:val="0"/>
-      </w:pPr>
-      <w:r>
-        <w:t>Строка заполнения 33</w:t>
-      </w:r>
-    </w:p>
-    <w:p>
-      <w:pPr>
-        <w:keepNext w:val="0"/>
-      </w:pPr>
-      <w:r>
-        <w:t>Строка заполнения 34</w:t>
-      </w:r>
-    </w:p>
-    <w:p>
-      <w:pPr>
-        <w:keepNext w:val="0"/>
-      </w:pPr>
-      <w:r>
-        <w:t>Строка заполнения 35</w:t>
-      </w:r>
-    </w:p>
-    <w:p>
-      <w:pPr>
-        <w:keepNext w:val="0"/>
-      </w:pPr>
-      <w:r>
-        <w:t>Строка заполнения 36</w:t>
-      </w:r>
-    </w:p>
-    <w:p>
-      <w:pPr>
-        <w:keepNext w:val="0"/>
-      </w:pPr>
-      <w:r>
-        <w:t>Строка заполнения 37</w:t>
-      </w:r>
-    </w:p>
-    <w:p>
-      <w:pPr>
-        <w:keepNext w:val="0"/>
-      </w:pPr>
-      <w:r>
-        <w:t>Строка заполнения 38</w:t>
-      </w:r>
-    </w:p>
-    <w:p>
-      <w:pPr>
-        <w:keepNext w:val="0"/>
-      </w:pPr>
-      <w:r>
-        <w:t>Строка заполнения 39</w:t>
-      </w:r>
-    </w:p>
-    <w:p>
-      <w:pPr>
-        <w:keepNext w:val="0"/>
-      </w:pPr>
-      <w:r>
-        <w:t>Строка заполнения 40</w:t>
-      </w:r>
-    </w:p>
-    <w:p>
-      <w:pPr>
-        <w:keepNext w:val="0"/>
-      </w:pPr>
-      <w:r>
-        <w:t>Строка заполнения 41</w:t>
-      </w:r>
-    </w:p>
-    <w:p>
-      <w:pPr>
-        <w:keepNext w:val="0"/>
-      </w:pPr>
-      <w:r>
-        <w:t>Строка заполнения 42</w:t>
-      </w:r>
-    </w:p>
-    <w:p>
-      <w:pPr>
-        <w:keepNext w:val="0"/>
-      </w:pPr>
-      <w:r>
-        <w:t>Строка заполнения 43</w:t>
-      </w:r>
-    </w:p>
-    <w:p>
-      <w:pPr>
-        <w:keepNext w:val="0"/>
-      </w:pPr>
-      <w:r>
-        <w:t>Строка заполнения 44</w:t>
-      </w:r>
-    </w:p>
-    <w:p>
-      <w:pPr>
-        <w:keepNext w:val="0"/>
-      </w:pPr>
-      <w:r>
-        <w:t>Строка заполнения 45</w:t>
-      </w:r>
-    </w:p>
-    <w:p>
-      <w:pPr>
-        <w:keepNext w:val="0"/>
-      </w:pPr>
-      <w:r>
-        <w:t>Строка заполнения 46</w:t>
-      </w:r>
-    </w:p>
-    <w:p>
-      <w:pPr>
-        <w:keepNext w:val="0"/>
-      </w:pPr>
-      <w:r>
-        <w:t>Строка заполнения 47</w:t>
-      </w:r>
-    </w:p>
-    <w:p>
-      <w:pPr>
-        <w:keepNext w:val="0"/>
-      </w:pPr>
-      <w:r>
-        <w:t>Строка заполнения 48</w:t>
-      </w:r>
-    </w:p>
-    <w:p>
-      <w:pPr>
-        <w:keepNext w:val="0"/>
-      </w:pPr>
-      <w:r>
-        <w:t>Строка заполнения 49</w:t>
-      </w:r>
-    </w:p>
-    <w:p>
-      <w:pPr>
-        <w:keepNext w:val="0"/>
-      </w:pPr>
-      <w:r>
-        <w:t>Строка заполнения 50</w:t>
+        <w:t>Case: header row=False, room=-2</w:t>
+      </w:r>
+    </w:p>
+    <w:p>
+      <w:pPr>
+        <w:keepNext w:val="0"/>
+      </w:pPr>
+      <w:r>
+        <w:t>Filler line 1</w:t>
+      </w:r>
+    </w:p>
+    <w:p>
+      <w:pPr>
+        <w:keepNext w:val="0"/>
+      </w:pPr>
+      <w:r>
+        <w:t>Filler line 2</w:t>
+      </w:r>
+    </w:p>
+    <w:p>
+      <w:pPr>
+        <w:keepNext w:val="0"/>
+      </w:pPr>
+      <w:r>
+        <w:t>Filler line 3</w:t>
+      </w:r>
+    </w:p>
+    <w:p>
+      <w:pPr>
+        <w:keepNext w:val="0"/>
+      </w:pPr>
+      <w:r>
+        <w:t>Filler line 4</w:t>
+      </w:r>
+    </w:p>
+    <w:p>
+      <w:pPr>
+        <w:keepNext w:val="0"/>
+      </w:pPr>
+      <w:r>
+        <w:t>Filler line 5</w:t>
+      </w:r>
+    </w:p>
+    <w:p>
+      <w:pPr>
+        <w:keepNext w:val="0"/>
+      </w:pPr>
+      <w:r>
+        <w:t>Filler line 6</w:t>
+      </w:r>
+    </w:p>
+    <w:p>
+      <w:pPr>
+        <w:keepNext w:val="0"/>
+      </w:pPr>
+      <w:r>
+        <w:t>Filler line 7</w:t>
+      </w:r>
+    </w:p>
+    <w:p>
+      <w:pPr>
+        <w:keepNext w:val="0"/>
+      </w:pPr>
+      <w:r>
+        <w:t>Filler line 8</w:t>
+      </w:r>
+    </w:p>
+    <w:p>
+      <w:pPr>
+        <w:keepNext w:val="0"/>
+      </w:pPr>
+      <w:r>
+        <w:t>Filler line 9</w:t>
+      </w:r>
+    </w:p>
+    <w:p>
+      <w:pPr>
+        <w:keepNext w:val="0"/>
+      </w:pPr>
+      <w:r>
+        <w:t>Filler line 10</w:t>
+      </w:r>
+    </w:p>
+    <w:p>
+      <w:pPr>
+        <w:keepNext w:val="0"/>
+      </w:pPr>
+      <w:r>
+        <w:t>Filler line 11</w:t>
+      </w:r>
+    </w:p>
+    <w:p>
+      <w:pPr>
+        <w:keepNext w:val="0"/>
+      </w:pPr>
+      <w:r>
+        <w:t>Filler line 12</w:t>
+      </w:r>
+    </w:p>
+    <w:p>
+      <w:pPr>
+        <w:keepNext w:val="0"/>
+      </w:pPr>
+      <w:r>
+        <w:t>Filler line 13</w:t>
+      </w:r>
+    </w:p>
+    <w:p>
+      <w:pPr>
+        <w:keepNext w:val="0"/>
+      </w:pPr>
+      <w:r>
+        <w:t>Filler line 14</w:t>
+      </w:r>
+    </w:p>
+    <w:p>
+      <w:pPr>
+        <w:keepNext w:val="0"/>
+      </w:pPr>
+      <w:r>
+        <w:t>Filler line 15</w:t>
+      </w:r>
+    </w:p>
+    <w:p>
+      <w:pPr>
+        <w:keepNext w:val="0"/>
+      </w:pPr>
+      <w:r>
+        <w:t>Filler line 16</w:t>
+      </w:r>
+    </w:p>
+    <w:p>
+      <w:pPr>
+        <w:keepNext w:val="0"/>
+      </w:pPr>
+      <w:r>
+        <w:t>Filler line 17</w:t>
+      </w:r>
+    </w:p>
+    <w:p>
+      <w:pPr>
+        <w:keepNext w:val="0"/>
+      </w:pPr>
+      <w:r>
+        <w:t>Filler line 18</w:t>
+      </w:r>
+    </w:p>
+    <w:p>
+      <w:pPr>
+        <w:keepNext w:val="0"/>
+      </w:pPr>
+      <w:r>
+        <w:t>Filler line 19</w:t>
+      </w:r>
+    </w:p>
+    <w:p>
+      <w:pPr>
+        <w:keepNext w:val="0"/>
+      </w:pPr>
+      <w:r>
+        <w:t>Filler line 20</w:t>
+      </w:r>
+    </w:p>
+    <w:p>
+      <w:pPr>
+        <w:keepNext w:val="0"/>
+      </w:pPr>
+      <w:r>
+        <w:t>Filler line 21</w:t>
+      </w:r>
+    </w:p>
+    <w:p>
+      <w:pPr>
+        <w:keepNext w:val="0"/>
+      </w:pPr>
+      <w:r>
+        <w:t>Filler line 22</w:t>
+      </w:r>
+    </w:p>
+    <w:p>
+      <w:pPr>
+        <w:keepNext w:val="0"/>
+      </w:pPr>
+      <w:r>
+        <w:t>Filler line 23</w:t>
+      </w:r>
+    </w:p>
+    <w:p>
+      <w:pPr>
+        <w:keepNext w:val="0"/>
+      </w:pPr>
+      <w:r>
+        <w:t>Filler line 24</w:t>
+      </w:r>
+    </w:p>
+    <w:p>
+      <w:pPr>
+        <w:keepNext w:val="0"/>
+      </w:pPr>
+      <w:r>
+        <w:t>Filler line 25</w:t>
+      </w:r>
+    </w:p>
+    <w:p>
+      <w:pPr>
+        <w:keepNext w:val="0"/>
+      </w:pPr>
+      <w:r>
+        <w:t>Filler line 26</w:t>
+      </w:r>
+    </w:p>
+    <w:p>
+      <w:pPr>
+        <w:keepNext w:val="0"/>
+      </w:pPr>
+      <w:r>
+        <w:t>Filler line 27</w:t>
+      </w:r>
+    </w:p>
+    <w:p>
+      <w:pPr>
+        <w:keepNext w:val="0"/>
+      </w:pPr>
+      <w:r>
+        <w:t>Filler line 28</w:t>
+      </w:r>
+    </w:p>
+    <w:p>
+      <w:pPr>
+        <w:keepNext w:val="0"/>
+      </w:pPr>
+      <w:r>
+        <w:t>Filler line 29</w:t>
+      </w:r>
+    </w:p>
+    <w:p>
+      <w:pPr>
+        <w:keepNext w:val="0"/>
+      </w:pPr>
+      <w:r>
+        <w:t>Filler line 30</w:t>
+      </w:r>
+    </w:p>
+    <w:p>
+      <w:pPr>
+        <w:keepNext w:val="0"/>
+      </w:pPr>
+      <w:r>
+        <w:t>Filler line 31</w:t>
+      </w:r>
+    </w:p>
+    <w:p>
+      <w:pPr>
+        <w:keepNext w:val="0"/>
+      </w:pPr>
+      <w:r>
+        <w:t>Filler line 32</w:t>
+      </w:r>
+    </w:p>
+    <w:p>
+      <w:pPr>
+        <w:keepNext w:val="0"/>
+      </w:pPr>
+      <w:r>
+        <w:t>Filler line 33</w:t>
+      </w:r>
+    </w:p>
+    <w:p>
+      <w:pPr>
+        <w:keepNext w:val="0"/>
+      </w:pPr>
+      <w:r>
+        <w:t>Filler line 34</w:t>
+      </w:r>
+    </w:p>
+    <w:p>
+      <w:pPr>
+        <w:keepNext w:val="0"/>
+      </w:pPr>
+      <w:r>
+        <w:t>Filler line 35</w:t>
+      </w:r>
+    </w:p>
+    <w:p>
+      <w:pPr>
+        <w:keepNext w:val="0"/>
+      </w:pPr>
+      <w:r>
+        <w:t>Filler line 36</w:t>
+      </w:r>
+    </w:p>
+    <w:p>
+      <w:pPr>
+        <w:keepNext w:val="0"/>
+      </w:pPr>
+      <w:r>
+        <w:t>Filler line 37</w:t>
+      </w:r>
+    </w:p>
+    <w:p>
+      <w:pPr>
+        <w:keepNext w:val="0"/>
+      </w:pPr>
+      <w:r>
+        <w:t>Filler line 38</w:t>
+      </w:r>
+    </w:p>
+    <w:p>
+      <w:pPr>
+        <w:keepNext w:val="0"/>
+      </w:pPr>
+      <w:r>
+        <w:t>Filler line 39</w:t>
+      </w:r>
+    </w:p>
+    <w:p>
+      <w:pPr>
+        <w:keepNext w:val="0"/>
+      </w:pPr>
+      <w:r>
+        <w:t>Filler line 40</w:t>
+      </w:r>
+    </w:p>
+    <w:p>
+      <w:pPr>
+        <w:keepNext w:val="0"/>
+      </w:pPr>
+      <w:r>
+        <w:t>Filler line 41</w:t>
+      </w:r>
+    </w:p>
+    <w:p>
+      <w:pPr>
+        <w:keepNext w:val="0"/>
+      </w:pPr>
+      <w:r>
+        <w:t>Filler line 42</w:t>
+      </w:r>
+    </w:p>
+    <w:p>
+      <w:pPr>
+        <w:keepNext w:val="0"/>
+      </w:pPr>
+      <w:r>
+        <w:t>Filler line 43</w:t>
+      </w:r>
+    </w:p>
+    <w:p>
+      <w:pPr>
+        <w:keepNext w:val="0"/>
+      </w:pPr>
+      <w:r>
+        <w:t>Filler line 44</w:t>
+      </w:r>
+    </w:p>
+    <w:p>
+      <w:pPr>
+        <w:keepNext w:val="0"/>
+      </w:pPr>
+      <w:r>
+        <w:t>Filler line 45</w:t>
+      </w:r>
+    </w:p>
+    <w:p>
+      <w:pPr>
+        <w:keepNext w:val="0"/>
+      </w:pPr>
+      <w:r>
+        <w:t>Filler line 46</w:t>
+      </w:r>
+    </w:p>
+    <w:p>
+      <w:pPr>
+        <w:keepNext w:val="0"/>
+      </w:pPr>
+      <w:r>
+        <w:t>Filler line 47</w:t>
+      </w:r>
+    </w:p>
+    <w:p>
+      <w:pPr>
+        <w:keepNext w:val="0"/>
+      </w:pPr>
+      <w:r>
+        <w:t>Filler line 48</w:t>
+      </w:r>
+    </w:p>
+    <w:p>
+      <w:pPr>
+        <w:keepNext w:val="0"/>
+      </w:pPr>
+      <w:r>
+        <w:t>Filler line 49</w:t>
+      </w:r>
+    </w:p>
+    <w:p>
+      <w:pPr>
+        <w:keepNext w:val="0"/>
+      </w:pPr>
+      <w:r>
+        <w:t>Filler line 50</w:t>
       </w:r>
     </w:p>
     <w:p>
@@ -418,7 +418,7 @@
         <w:rPr>
           <w:b/>
         </w:rPr>
-        <w:t>ЗАГОЛОВОК fit=-2</w:t>
+        <w:t>HEADING (keep with next)</w:t>
       </w:r>
     </w:p>
     <w:tbl>
@@ -438,32 +438,32 @@
           </w:tcPr>
           <w:p>
             <w:r>
-              <w:t>Первая строка, абзац 1</w:t>
+              <w:t>First row, paragraph 1</w:t>
             </w:r>
           </w:p>
           <w:p>
             <w:r>
-              <w:t>Первая строка, абзац 2</w:t>
+              <w:t>First row, paragraph 2</w:t>
             </w:r>
           </w:p>
           <w:p>
             <w:r>
-              <w:t>Первая строка, абзац 3</w:t>
+              <w:t>First row, paragraph 3</w:t>
             </w:r>
           </w:p>
           <w:p>
             <w:r>
-              <w:t>Первая строка, абзац 4</w:t>
+              <w:t>First row, paragraph 4</w:t>
             </w:r>
           </w:p>
           <w:p>
             <w:r>
-              <w:t>Первая строка, абзац 5</w:t>
+              <w:t>First row, paragraph 5</w:t>
             </w:r>
           </w:p>
           <w:p>
             <w:r>
-              <w:t>Первая строка, абзац 6</w:t>
+              <w:t>First row, paragraph 6</w:t>
             </w:r>
           </w:p>
         </w:tc>
@@ -485,7 +485,7 @@
           </w:tcPr>
           <w:p>
             <w:r>
-              <w:t>Вторая строка</w:t>
+              <w:t>Second row</w:t>
             </w:r>
           </w:p>
         </w:tc>
@@ -502,7 +502,7 @@
         <w:keepNext w:val="0"/>
       </w:pPr>
       <w:r>
-        <w:t>ПОСЛЕ ТАБЛИЦЫ</w:t>
+        <w:t>AFTER THE TABLE</w:t>
       </w:r>
     </w:p>
     <w:p>
@@ -515,399 +515,399 @@
         <w:keepNext w:val="0"/>
       </w:pPr>
       <w:r>
-        <w:t>Случай: заголовок таблицы=нет, места под строку = -1 строк</w:t>
-      </w:r>
-    </w:p>
-    <w:p>
-      <w:pPr>
-        <w:keepNext w:val="0"/>
-      </w:pPr>
-      <w:r>
-        <w:t>Строка заполнения 1</w:t>
-      </w:r>
-    </w:p>
-    <w:p>
-      <w:pPr>
-        <w:keepNext w:val="0"/>
-      </w:pPr>
-      <w:r>
-        <w:t>Строка заполнения 2</w:t>
-      </w:r>
-    </w:p>
-    <w:p>
-      <w:pPr>
-        <w:keepNext w:val="0"/>
-      </w:pPr>
-      <w:r>
-        <w:t>Строка заполнения 3</w:t>
-      </w:r>
-    </w:p>
-    <w:p>
-      <w:pPr>
-        <w:keepNext w:val="0"/>
-      </w:pPr>
-      <w:r>
-        <w:t>Строка заполнения 4</w:t>
-      </w:r>
-    </w:p>
-    <w:p>
-      <w:pPr>
-        <w:keepNext w:val="0"/>
-      </w:pPr>
-      <w:r>
-        <w:t>Строка заполнения 5</w:t>
-      </w:r>
-    </w:p>
-    <w:p>
-      <w:pPr>
-        <w:keepNext w:val="0"/>
-      </w:pPr>
-      <w:r>
-        <w:t>Строка заполнения 6</w:t>
-      </w:r>
-    </w:p>
-    <w:p>
-      <w:pPr>
-        <w:keepNext w:val="0"/>
-      </w:pPr>
-      <w:r>
-        <w:t>Строка заполнения 7</w:t>
-      </w:r>
-    </w:p>
-    <w:p>
-      <w:pPr>
-        <w:keepNext w:val="0"/>
-      </w:pPr>
-      <w:r>
-        <w:t>Строка заполнения 8</w:t>
-      </w:r>
-    </w:p>
-    <w:p>
-      <w:pPr>
-        <w:keepNext w:val="0"/>
-      </w:pPr>
-      <w:r>
-        <w:t>Строка заполнения 9</w:t>
-      </w:r>
-    </w:p>
-    <w:p>
-      <w:pPr>
-        <w:keepNext w:val="0"/>
-      </w:pPr>
-      <w:r>
-        <w:t>Строка заполнения 10</w:t>
-      </w:r>
-    </w:p>
-    <w:p>
-      <w:pPr>
-        <w:keepNext w:val="0"/>
-      </w:pPr>
-      <w:r>
-        <w:t>Строка заполнения 11</w:t>
-      </w:r>
-    </w:p>
-    <w:p>
-      <w:pPr>
-        <w:keepNext w:val="0"/>
-      </w:pPr>
-      <w:r>
-        <w:t>Строка заполнения 12</w:t>
-      </w:r>
-    </w:p>
-    <w:p>
-      <w:pPr>
-        <w:keepNext w:val="0"/>
-      </w:pPr>
-      <w:r>
-        <w:t>Строка заполнения 13</w:t>
-      </w:r>
-    </w:p>
-    <w:p>
-      <w:pPr>
-        <w:keepNext w:val="0"/>
-      </w:pPr>
-      <w:r>
-        <w:t>Строка заполнения 14</w:t>
-      </w:r>
-    </w:p>
-    <w:p>
-      <w:pPr>
-        <w:keepNext w:val="0"/>
-      </w:pPr>
-      <w:r>
-        <w:t>Строка заполнения 15</w:t>
-      </w:r>
-    </w:p>
-    <w:p>
-      <w:pPr>
-        <w:keepNext w:val="0"/>
-      </w:pPr>
-      <w:r>
-        <w:t>Строка заполнения 16</w:t>
-      </w:r>
-    </w:p>
-    <w:p>
-      <w:pPr>
-        <w:keepNext w:val="0"/>
-      </w:pPr>
-      <w:r>
-        <w:t>Строка заполнения 17</w:t>
-      </w:r>
-    </w:p>
-    <w:p>
-      <w:pPr>
-        <w:keepNext w:val="0"/>
-      </w:pPr>
-      <w:r>
-        <w:t>Строка заполнения 18</w:t>
-      </w:r>
-    </w:p>
-    <w:p>
-      <w:pPr>
-        <w:keepNext w:val="0"/>
-      </w:pPr>
-      <w:r>
-        <w:t>Строка заполнения 19</w:t>
-      </w:r>
-    </w:p>
-    <w:p>
-      <w:pPr>
-        <w:keepNext w:val="0"/>
-      </w:pPr>
-      <w:r>
-        <w:t>Строка заполнения 20</w:t>
-      </w:r>
-    </w:p>
-    <w:p>
-      <w:pPr>
-        <w:keepNext w:val="0"/>
-      </w:pPr>
-      <w:r>
-        <w:t>Строка заполнения 21</w:t>
-      </w:r>
-    </w:p>
-    <w:p>
-      <w:pPr>
-        <w:keepNext w:val="0"/>
-      </w:pPr>
-      <w:r>
-        <w:t>Строка заполнения 22</w:t>
-      </w:r>
-    </w:p>
-    <w:p>
-      <w:pPr>
-        <w:keepNext w:val="0"/>
-      </w:pPr>
-      <w:r>
-        <w:t>Строка заполнения 23</w:t>
-      </w:r>
-    </w:p>
-    <w:p>
-      <w:pPr>
-        <w:keepNext w:val="0"/>
-      </w:pPr>
-      <w:r>
-        <w:t>Строка заполнения 24</w:t>
-      </w:r>
-    </w:p>
-    <w:p>
-      <w:pPr>
-        <w:keepNext w:val="0"/>
-      </w:pPr>
-      <w:r>
-        <w:t>Строка заполнения 25</w:t>
-      </w:r>
-    </w:p>
-    <w:p>
-      <w:pPr>
-        <w:keepNext w:val="0"/>
-      </w:pPr>
-      <w:r>
-        <w:t>Строка заполнения 26</w:t>
-      </w:r>
-    </w:p>
-    <w:p>
-      <w:pPr>
-        <w:keepNext w:val="0"/>
-      </w:pPr>
-      <w:r>
-        <w:t>Строка заполнения 27</w:t>
-      </w:r>
-    </w:p>
-    <w:p>
-      <w:pPr>
-        <w:keepNext w:val="0"/>
-      </w:pPr>
-      <w:r>
-        <w:t>Строка заполнения 28</w:t>
-      </w:r>
-    </w:p>
-    <w:p>
-      <w:pPr>
-        <w:keepNext w:val="0"/>
-      </w:pPr>
-      <w:r>
-        <w:t>Строка заполнения 29</w:t>
-      </w:r>
-    </w:p>
-    <w:p>
-      <w:pPr>
-        <w:keepNext w:val="0"/>
-      </w:pPr>
-      <w:r>
-        <w:t>Строка заполнения 30</w:t>
-      </w:r>
-    </w:p>
-    <w:p>
-      <w:pPr>
-        <w:keepNext w:val="0"/>
-      </w:pPr>
-      <w:r>
-        <w:t>Строка заполнения 31</w:t>
-      </w:r>
-    </w:p>
-    <w:p>
-      <w:pPr>
-        <w:keepNext w:val="0"/>
-      </w:pPr>
-      <w:r>
-        <w:t>Строка заполнения 32</w:t>
-      </w:r>
-    </w:p>
-    <w:p>
-      <w:pPr>
-        <w:keepNext w:val="0"/>
-      </w:pPr>
-      <w:r>
-        <w:t>Строка заполнения 33</w:t>
-      </w:r>
-    </w:p>
-    <w:p>
-      <w:pPr>
-        <w:keepNext w:val="0"/>
-      </w:pPr>
-      <w:r>
-        <w:t>Строка заполнения 34</w:t>
-      </w:r>
-    </w:p>
-    <w:p>
-      <w:pPr>
-        <w:keepNext w:val="0"/>
-      </w:pPr>
-      <w:r>
-        <w:t>Строка заполнения 35</w:t>
-      </w:r>
-    </w:p>
-    <w:p>
-      <w:pPr>
-        <w:keepNext w:val="0"/>
-      </w:pPr>
-      <w:r>
-        <w:t>Строка заполнения 36</w:t>
-      </w:r>
-    </w:p>
-    <w:p>
-      <w:pPr>
-        <w:keepNext w:val="0"/>
-      </w:pPr>
-      <w:r>
-        <w:t>Строка заполнения 37</w:t>
-      </w:r>
-    </w:p>
-    <w:p>
-      <w:pPr>
-        <w:keepNext w:val="0"/>
-      </w:pPr>
-      <w:r>
-        <w:t>Строка заполнения 38</w:t>
-      </w:r>
-    </w:p>
-    <w:p>
-      <w:pPr>
-        <w:keepNext w:val="0"/>
-      </w:pPr>
-      <w:r>
-        <w:t>Строка заполнения 39</w:t>
-      </w:r>
-    </w:p>
-    <w:p>
-      <w:pPr>
-        <w:keepNext w:val="0"/>
-      </w:pPr>
-      <w:r>
-        <w:t>Строка заполнения 40</w:t>
-      </w:r>
-    </w:p>
-    <w:p>
-      <w:pPr>
-        <w:keepNext w:val="0"/>
-      </w:pPr>
-      <w:r>
-        <w:t>Строка заполнения 41</w:t>
-      </w:r>
-    </w:p>
-    <w:p>
-      <w:pPr>
-        <w:keepNext w:val="0"/>
-      </w:pPr>
-      <w:r>
-        <w:t>Строка заполнения 42</w:t>
-      </w:r>
-    </w:p>
-    <w:p>
-      <w:pPr>
-        <w:keepNext w:val="0"/>
-      </w:pPr>
-      <w:r>
-        <w:t>Строка заполнения 43</w:t>
-      </w:r>
-    </w:p>
-    <w:p>
-      <w:pPr>
-        <w:keepNext w:val="0"/>
-      </w:pPr>
-      <w:r>
-        <w:t>Строка заполнения 44</w:t>
-      </w:r>
-    </w:p>
-    <w:p>
-      <w:pPr>
-        <w:keepNext w:val="0"/>
-      </w:pPr>
-      <w:r>
-        <w:t>Строка заполнения 45</w:t>
-      </w:r>
-    </w:p>
-    <w:p>
-      <w:pPr>
-        <w:keepNext w:val="0"/>
-      </w:pPr>
-      <w:r>
-        <w:t>Строка заполнения 46</w:t>
-      </w:r>
-    </w:p>
-    <w:p>
-      <w:pPr>
-        <w:keepNext w:val="0"/>
-      </w:pPr>
-      <w:r>
-        <w:t>Строка заполнения 47</w:t>
-      </w:r>
-    </w:p>
-    <w:p>
-      <w:pPr>
-        <w:keepNext w:val="0"/>
-      </w:pPr>
-      <w:r>
-        <w:t>Строка заполнения 48</w:t>
-      </w:r>
-    </w:p>
-    <w:p>
-      <w:pPr>
-        <w:keepNext w:val="0"/>
-      </w:pPr>
-      <w:r>
-        <w:t>Строка заполнения 49</w:t>
+        <w:t>Case: header row=False, room=-1</w:t>
+      </w:r>
+    </w:p>
+    <w:p>
+      <w:pPr>
+        <w:keepNext w:val="0"/>
+      </w:pPr>
+      <w:r>
+        <w:t>Filler line 1</w:t>
+      </w:r>
+    </w:p>
+    <w:p>
+      <w:pPr>
+        <w:keepNext w:val="0"/>
+      </w:pPr>
+      <w:r>
+        <w:t>Filler line 2</w:t>
+      </w:r>
+    </w:p>
+    <w:p>
+      <w:pPr>
+        <w:keepNext w:val="0"/>
+      </w:pPr>
+      <w:r>
+        <w:t>Filler line 3</w:t>
+      </w:r>
+    </w:p>
+    <w:p>
+      <w:pPr>
+        <w:keepNext w:val="0"/>
+      </w:pPr>
+      <w:r>
+        <w:t>Filler line 4</w:t>
+      </w:r>
+    </w:p>
+    <w:p>
+      <w:pPr>
+        <w:keepNext w:val="0"/>
+      </w:pPr>
+      <w:r>
+        <w:t>Filler line 5</w:t>
+      </w:r>
+    </w:p>
+    <w:p>
+      <w:pPr>
+        <w:keepNext w:val="0"/>
+      </w:pPr>
+      <w:r>
+        <w:t>Filler line 6</w:t>
+      </w:r>
+    </w:p>
+    <w:p>
+      <w:pPr>
+        <w:keepNext w:val="0"/>
+      </w:pPr>
+      <w:r>
+        <w:t>Filler line 7</w:t>
+      </w:r>
+    </w:p>
+    <w:p>
+      <w:pPr>
+        <w:keepNext w:val="0"/>
+      </w:pPr>
+      <w:r>
+        <w:t>Filler line 8</w:t>
+      </w:r>
+    </w:p>
+    <w:p>
+      <w:pPr>
+        <w:keepNext w:val="0"/>
+      </w:pPr>
+      <w:r>
+        <w:t>Filler line 9</w:t>
+      </w:r>
+    </w:p>
+    <w:p>
+      <w:pPr>
+        <w:keepNext w:val="0"/>
+      </w:pPr>
+      <w:r>
+        <w:t>Filler line 10</w:t>
+      </w:r>
+    </w:p>
+    <w:p>
+      <w:pPr>
+        <w:keepNext w:val="0"/>
+      </w:pPr>
+      <w:r>
+        <w:t>Filler line 11</w:t>
+      </w:r>
+    </w:p>
+    <w:p>
+      <w:pPr>
+        <w:keepNext w:val="0"/>
+      </w:pPr>
+      <w:r>
+        <w:t>Filler line 12</w:t>
+      </w:r>
+    </w:p>
+    <w:p>
+      <w:pPr>
+        <w:keepNext w:val="0"/>
+      </w:pPr>
+      <w:r>
+        <w:t>Filler line 13</w:t>
+      </w:r>
+    </w:p>
+    <w:p>
+      <w:pPr>
+        <w:keepNext w:val="0"/>
+      </w:pPr>
+      <w:r>
+        <w:t>Filler line 14</w:t>
+      </w:r>
+    </w:p>
+    <w:p>
+      <w:pPr>
+        <w:keepNext w:val="0"/>
+      </w:pPr>
+      <w:r>
+        <w:t>Filler line 15</w:t>
+      </w:r>
+    </w:p>
+    <w:p>
+      <w:pPr>
+        <w:keepNext w:val="0"/>
+      </w:pPr>
+      <w:r>
+        <w:t>Filler line 16</w:t>
+      </w:r>
+    </w:p>
+    <w:p>
+      <w:pPr>
+        <w:keepNext w:val="0"/>
+      </w:pPr>
+      <w:r>
+        <w:t>Filler line 17</w:t>
+      </w:r>
+    </w:p>
+    <w:p>
+      <w:pPr>
+        <w:keepNext w:val="0"/>
+      </w:pPr>
+      <w:r>
+        <w:t>Filler line 18</w:t>
+      </w:r>
+    </w:p>
+    <w:p>
+      <w:pPr>
+        <w:keepNext w:val="0"/>
+      </w:pPr>
+      <w:r>
+        <w:t>Filler line 19</w:t>
+      </w:r>
+    </w:p>
+    <w:p>
+      <w:pPr>
+        <w:keepNext w:val="0"/>
+      </w:pPr>
+      <w:r>
+        <w:t>Filler line 20</w:t>
+      </w:r>
+    </w:p>
+    <w:p>
+      <w:pPr>
+        <w:keepNext w:val="0"/>
+      </w:pPr>
+      <w:r>
+        <w:t>Filler line 21</w:t>
+      </w:r>
+    </w:p>
+    <w:p>
+      <w:pPr>
+        <w:keepNext w:val="0"/>
+      </w:pPr>
+      <w:r>
+        <w:t>Filler line 22</w:t>
+      </w:r>
+    </w:p>
+    <w:p>
+      <w:pPr>
+        <w:keepNext w:val="0"/>
+      </w:pPr>
+      <w:r>
+        <w:t>Filler line 23</w:t>
+      </w:r>
+    </w:p>
+    <w:p>
+      <w:pPr>
+        <w:keepNext w:val="0"/>
+      </w:pPr>
+      <w:r>
+        <w:t>Filler line 24</w:t>
+      </w:r>
+    </w:p>
+    <w:p>
+      <w:pPr>
+        <w:keepNext w:val="0"/>
+      </w:pPr>
+      <w:r>
+        <w:t>Filler line 25</w:t>
+      </w:r>
+    </w:p>
+    <w:p>
+      <w:pPr>
+        <w:keepNext w:val="0"/>
+      </w:pPr>
+      <w:r>
+        <w:t>Filler line 26</w:t>
+      </w:r>
+    </w:p>
+    <w:p>
+      <w:pPr>
+        <w:keepNext w:val="0"/>
+      </w:pPr>
+      <w:r>
+        <w:t>Filler line 27</w:t>
+      </w:r>
+    </w:p>
+    <w:p>
+      <w:pPr>
+        <w:keepNext w:val="0"/>
+      </w:pPr>
+      <w:r>
+        <w:t>Filler line 28</w:t>
+      </w:r>
+    </w:p>
+    <w:p>
+      <w:pPr>
+        <w:keepNext w:val="0"/>
+      </w:pPr>
+      <w:r>
+        <w:t>Filler line 29</w:t>
+      </w:r>
+    </w:p>
+    <w:p>
+      <w:pPr>
+        <w:keepNext w:val="0"/>
+      </w:pPr>
+      <w:r>
+        <w:t>Filler line 30</w:t>
+      </w:r>
+    </w:p>
+    <w:p>
+      <w:pPr>
+        <w:keepNext w:val="0"/>
+      </w:pPr>
+      <w:r>
+        <w:t>Filler line 31</w:t>
+      </w:r>
+    </w:p>
+    <w:p>
+      <w:pPr>
+        <w:keepNext w:val="0"/>
+      </w:pPr>
+      <w:r>
+        <w:t>Filler line 32</w:t>
+      </w:r>
+    </w:p>
+    <w:p>
+      <w:pPr>
+        <w:keepNext w:val="0"/>
+      </w:pPr>
+      <w:r>
+        <w:t>Filler line 33</w:t>
+      </w:r>
+    </w:p>
+    <w:p>
+      <w:pPr>
+        <w:keepNext w:val="0"/>
+      </w:pPr>
+      <w:r>
+        <w:t>Filler line 34</w:t>
+      </w:r>
+    </w:p>
+    <w:p>
+      <w:pPr>
+        <w:keepNext w:val="0"/>
+      </w:pPr>
+      <w:r>
+        <w:t>Filler line 35</w:t>
+      </w:r>
+    </w:p>
+    <w:p>
+      <w:pPr>
+        <w:keepNext w:val="0"/>
+      </w:pPr>
+      <w:r>
+        <w:t>Filler line 36</w:t>
+      </w:r>
+    </w:p>
+    <w:p>
+      <w:pPr>
+        <w:keepNext w:val="0"/>
+      </w:pPr>
+      <w:r>
+        <w:t>Filler line 37</w:t>
+      </w:r>
+    </w:p>
+    <w:p>
+      <w:pPr>
+        <w:keepNext w:val="0"/>
+      </w:pPr>
+      <w:r>
+        <w:t>Filler line 38</w:t>
+      </w:r>
+    </w:p>
+    <w:p>
+      <w:pPr>
+        <w:keepNext w:val="0"/>
+      </w:pPr>
+      <w:r>
+        <w:t>Filler line 39</w:t>
+      </w:r>
+    </w:p>
+    <w:p>
+      <w:pPr>
+        <w:keepNext w:val="0"/>
+      </w:pPr>
+      <w:r>
+        <w:t>Filler line 40</w:t>
+      </w:r>
+    </w:p>
+    <w:p>
+      <w:pPr>
+        <w:keepNext w:val="0"/>
+      </w:pPr>
+      <w:r>
+        <w:t>Filler line 41</w:t>
+      </w:r>
+    </w:p>
+    <w:p>
+      <w:pPr>
+        <w:keepNext w:val="0"/>
+      </w:pPr>
+      <w:r>
+        <w:t>Filler line 42</w:t>
+      </w:r>
+    </w:p>
+    <w:p>
+      <w:pPr>
+        <w:keepNext w:val="0"/>
+      </w:pPr>
+      <w:r>
+        <w:t>Filler line 43</w:t>
+      </w:r>
+    </w:p>
+    <w:p>
+      <w:pPr>
+        <w:keepNext w:val="0"/>
+      </w:pPr>
+      <w:r>
+        <w:t>Filler line 44</w:t>
+      </w:r>
+    </w:p>
+    <w:p>
+      <w:pPr>
+        <w:keepNext w:val="0"/>
+      </w:pPr>
+      <w:r>
+        <w:t>Filler line 45</w:t>
+      </w:r>
+    </w:p>
+    <w:p>
+      <w:pPr>
+        <w:keepNext w:val="0"/>
+      </w:pPr>
+      <w:r>
+        <w:t>Filler line 46</w:t>
+      </w:r>
+    </w:p>
+    <w:p>
+      <w:pPr>
+        <w:keepNext w:val="0"/>
+      </w:pPr>
+      <w:r>
+        <w:t>Filler line 47</w:t>
+      </w:r>
+    </w:p>
+    <w:p>
+      <w:pPr>
+        <w:keepNext w:val="0"/>
+      </w:pPr>
+      <w:r>
+        <w:t>Filler line 48</w:t>
+      </w:r>
+    </w:p>
+    <w:p>
+      <w:pPr>
+        <w:keepNext w:val="0"/>
+      </w:pPr>
+      <w:r>
+        <w:t>Filler line 49</w:t>
       </w:r>
     </w:p>
     <w:p>
@@ -918,7 +918,7 @@
         <w:rPr>
           <w:b/>
         </w:rPr>
-        <w:t>ЗАГОЛОВОК fit=-1</w:t>
+        <w:t>HEADING (keep with next)</w:t>
       </w:r>
     </w:p>
     <w:tbl>
@@ -938,32 +938,32 @@
           </w:tcPr>
           <w:p>
             <w:r>
-              <w:t>Первая строка, абзац 1</w:t>
+              <w:t>First row, paragraph 1</w:t>
             </w:r>
           </w:p>
           <w:p>
             <w:r>
-              <w:t>Первая строка, абзац 2</w:t>
+              <w:t>First row, paragraph 2</w:t>
             </w:r>
           </w:p>
           <w:p>
             <w:r>
-              <w:t>Первая строка, абзац 3</w:t>
+              <w:t>First row, paragraph 3</w:t>
             </w:r>
           </w:p>
           <w:p>
             <w:r>
-              <w:t>Первая строка, абзац 4</w:t>
+              <w:t>First row, paragraph 4</w:t>
             </w:r>
           </w:p>
           <w:p>
             <w:r>
-              <w:t>Первая строка, абзац 5</w:t>
+              <w:t>First row, paragraph 5</w:t>
             </w:r>
           </w:p>
           <w:p>
             <w:r>
-              <w:t>Первая строка, абзац 6</w:t>
+              <w:t>First row, paragraph 6</w:t>
             </w:r>
           </w:p>
         </w:tc>
@@ -985,7 +985,7 @@
           </w:tcPr>
           <w:p>
             <w:r>
-              <w:t>Вторая строка</w:t>
+              <w:t>Second row</w:t>
             </w:r>
           </w:p>
         </w:tc>
@@ -1002,7 +1002,7 @@
         <w:keepNext w:val="0"/>
       </w:pPr>
       <w:r>
-        <w:t>ПОСЛЕ ТАБЛИЦЫ</w:t>
+        <w:t>AFTER THE TABLE</w:t>
       </w:r>
     </w:p>
     <w:p>
@@ -1015,391 +1015,391 @@
         <w:keepNext w:val="0"/>
       </w:pPr>
       <w:r>
-        <w:t>Случай: заголовок таблицы=нет, места под строку = 0 строк</w:t>
-      </w:r>
-    </w:p>
-    <w:p>
-      <w:pPr>
-        <w:keepNext w:val="0"/>
-      </w:pPr>
-      <w:r>
-        <w:t>Строка заполнения 1</w:t>
-      </w:r>
-    </w:p>
-    <w:p>
-      <w:pPr>
-        <w:keepNext w:val="0"/>
-      </w:pPr>
-      <w:r>
-        <w:t>Строка заполнения 2</w:t>
-      </w:r>
-    </w:p>
-    <w:p>
-      <w:pPr>
-        <w:keepNext w:val="0"/>
-      </w:pPr>
-      <w:r>
-        <w:t>Строка заполнения 3</w:t>
-      </w:r>
-    </w:p>
-    <w:p>
-      <w:pPr>
-        <w:keepNext w:val="0"/>
-      </w:pPr>
-      <w:r>
-        <w:t>Строка заполнения 4</w:t>
-      </w:r>
-    </w:p>
-    <w:p>
-      <w:pPr>
-        <w:keepNext w:val="0"/>
-      </w:pPr>
-      <w:r>
-        <w:t>Строка заполнения 5</w:t>
-      </w:r>
-    </w:p>
-    <w:p>
-      <w:pPr>
-        <w:keepNext w:val="0"/>
-      </w:pPr>
-      <w:r>
-        <w:t>Строка заполнения 6</w:t>
-      </w:r>
-    </w:p>
-    <w:p>
-      <w:pPr>
-        <w:keepNext w:val="0"/>
-      </w:pPr>
-      <w:r>
-        <w:t>Строка заполнения 7</w:t>
-      </w:r>
-    </w:p>
-    <w:p>
-      <w:pPr>
-        <w:keepNext w:val="0"/>
-      </w:pPr>
-      <w:r>
-        <w:t>Строка заполнения 8</w:t>
-      </w:r>
-    </w:p>
-    <w:p>
-      <w:pPr>
-        <w:keepNext w:val="0"/>
-      </w:pPr>
-      <w:r>
-        <w:t>Строка заполнения 9</w:t>
-      </w:r>
-    </w:p>
-    <w:p>
-      <w:pPr>
-        <w:keepNext w:val="0"/>
-      </w:pPr>
-      <w:r>
-        <w:t>Строка заполнения 10</w:t>
-      </w:r>
-    </w:p>
-    <w:p>
-      <w:pPr>
-        <w:keepNext w:val="0"/>
-      </w:pPr>
-      <w:r>
-        <w:t>Строка заполнения 11</w:t>
-      </w:r>
-    </w:p>
-    <w:p>
-      <w:pPr>
-        <w:keepNext w:val="0"/>
-      </w:pPr>
-      <w:r>
-        <w:t>Строка заполнения 12</w:t>
-      </w:r>
-    </w:p>
-    <w:p>
-      <w:pPr>
-        <w:keepNext w:val="0"/>
-      </w:pPr>
-      <w:r>
-        <w:t>Строка заполнения 13</w:t>
-      </w:r>
-    </w:p>
-    <w:p>
-      <w:pPr>
-        <w:keepNext w:val="0"/>
-      </w:pPr>
-      <w:r>
-        <w:t>Строка заполнения 14</w:t>
-      </w:r>
-    </w:p>
-    <w:p>
-      <w:pPr>
-        <w:keepNext w:val="0"/>
-      </w:pPr>
-      <w:r>
-        <w:t>Строка заполнения 15</w:t>
-      </w:r>
-    </w:p>
-    <w:p>
-      <w:pPr>
-        <w:keepNext w:val="0"/>
-      </w:pPr>
-      <w:r>
-        <w:t>Строка заполнения 16</w:t>
-      </w:r>
-    </w:p>
-    <w:p>
-      <w:pPr>
-        <w:keepNext w:val="0"/>
-      </w:pPr>
-      <w:r>
-        <w:t>Строка заполнения 17</w:t>
-      </w:r>
-    </w:p>
-    <w:p>
-      <w:pPr>
-        <w:keepNext w:val="0"/>
-      </w:pPr>
-      <w:r>
-        <w:t>Строка заполнения 18</w:t>
-      </w:r>
-    </w:p>
-    <w:p>
-      <w:pPr>
-        <w:keepNext w:val="0"/>
-      </w:pPr>
-      <w:r>
-        <w:t>Строка заполнения 19</w:t>
-      </w:r>
-    </w:p>
-    <w:p>
-      <w:pPr>
-        <w:keepNext w:val="0"/>
-      </w:pPr>
-      <w:r>
-        <w:t>Строка заполнения 20</w:t>
-      </w:r>
-    </w:p>
-    <w:p>
-      <w:pPr>
-        <w:keepNext w:val="0"/>
-      </w:pPr>
-      <w:r>
-        <w:t>Строка заполнения 21</w:t>
-      </w:r>
-    </w:p>
-    <w:p>
-      <w:pPr>
-        <w:keepNext w:val="0"/>
-      </w:pPr>
-      <w:r>
-        <w:t>Строка заполнения 22</w:t>
-      </w:r>
-    </w:p>
-    <w:p>
-      <w:pPr>
-        <w:keepNext w:val="0"/>
-      </w:pPr>
-      <w:r>
-        <w:t>Строка заполнения 23</w:t>
-      </w:r>
-    </w:p>
-    <w:p>
-      <w:pPr>
-        <w:keepNext w:val="0"/>
-      </w:pPr>
-      <w:r>
-        <w:t>Строка заполнения 24</w:t>
-      </w:r>
-    </w:p>
-    <w:p>
-      <w:pPr>
-        <w:keepNext w:val="0"/>
-      </w:pPr>
-      <w:r>
-        <w:t>Строка заполнения 25</w:t>
-      </w:r>
-    </w:p>
-    <w:p>
-      <w:pPr>
-        <w:keepNext w:val="0"/>
-      </w:pPr>
-      <w:r>
-        <w:t>Строка заполнения 26</w:t>
-      </w:r>
-    </w:p>
-    <w:p>
-      <w:pPr>
-        <w:keepNext w:val="0"/>
-      </w:pPr>
-      <w:r>
-        <w:t>Строка заполнения 27</w:t>
-      </w:r>
-    </w:p>
-    <w:p>
-      <w:pPr>
-        <w:keepNext w:val="0"/>
-      </w:pPr>
-      <w:r>
-        <w:t>Строка заполнения 28</w:t>
-      </w:r>
-    </w:p>
-    <w:p>
-      <w:pPr>
-        <w:keepNext w:val="0"/>
-      </w:pPr>
-      <w:r>
-        <w:t>Строка заполнения 29</w:t>
-      </w:r>
-    </w:p>
-    <w:p>
-      <w:pPr>
-        <w:keepNext w:val="0"/>
-      </w:pPr>
-      <w:r>
-        <w:t>Строка заполнения 30</w:t>
-      </w:r>
-    </w:p>
-    <w:p>
-      <w:pPr>
-        <w:keepNext w:val="0"/>
-      </w:pPr>
-      <w:r>
-        <w:t>Строка заполнения 31</w:t>
-      </w:r>
-    </w:p>
-    <w:p>
-      <w:pPr>
-        <w:keepNext w:val="0"/>
-      </w:pPr>
-      <w:r>
-        <w:t>Строка заполнения 32</w:t>
-      </w:r>
-    </w:p>
-    <w:p>
-      <w:pPr>
-        <w:keepNext w:val="0"/>
-      </w:pPr>
-      <w:r>
-        <w:t>Строка заполнения 33</w:t>
-      </w:r>
-    </w:p>
-    <w:p>
-      <w:pPr>
-        <w:keepNext w:val="0"/>
-      </w:pPr>
-      <w:r>
-        <w:t>Строка заполнения 34</w:t>
-      </w:r>
-    </w:p>
-    <w:p>
-      <w:pPr>
-        <w:keepNext w:val="0"/>
-      </w:pPr>
-      <w:r>
-        <w:t>Строка заполнения 35</w:t>
-      </w:r>
-    </w:p>
-    <w:p>
-      <w:pPr>
-        <w:keepNext w:val="0"/>
-      </w:pPr>
-      <w:r>
-        <w:t>Строка заполнения 36</w:t>
-      </w:r>
-    </w:p>
-    <w:p>
-      <w:pPr>
-        <w:keepNext w:val="0"/>
-      </w:pPr>
-      <w:r>
-        <w:t>Строка заполнения 37</w:t>
-      </w:r>
-    </w:p>
-    <w:p>
-      <w:pPr>
-        <w:keepNext w:val="0"/>
-      </w:pPr>
-      <w:r>
-        <w:t>Строка заполнения 38</w:t>
-      </w:r>
-    </w:p>
-    <w:p>
-      <w:pPr>
-        <w:keepNext w:val="0"/>
-      </w:pPr>
-      <w:r>
-        <w:t>Строка заполнения 39</w:t>
-      </w:r>
-    </w:p>
-    <w:p>
-      <w:pPr>
-        <w:keepNext w:val="0"/>
-      </w:pPr>
-      <w:r>
-        <w:t>Строка заполнения 40</w:t>
-      </w:r>
-    </w:p>
-    <w:p>
-      <w:pPr>
-        <w:keepNext w:val="0"/>
-      </w:pPr>
-      <w:r>
-        <w:t>Строка заполнения 41</w:t>
-      </w:r>
-    </w:p>
-    <w:p>
-      <w:pPr>
-        <w:keepNext w:val="0"/>
-      </w:pPr>
-      <w:r>
-        <w:t>Строка заполнения 42</w:t>
-      </w:r>
-    </w:p>
-    <w:p>
-      <w:pPr>
-        <w:keepNext w:val="0"/>
-      </w:pPr>
-      <w:r>
-        <w:t>Строка заполнения 43</w:t>
-      </w:r>
-    </w:p>
-    <w:p>
-      <w:pPr>
-        <w:keepNext w:val="0"/>
-      </w:pPr>
-      <w:r>
-        <w:t>Строка заполнения 44</w:t>
-      </w:r>
-    </w:p>
-    <w:p>
-      <w:pPr>
-        <w:keepNext w:val="0"/>
-      </w:pPr>
-      <w:r>
-        <w:t>Строка заполнения 45</w:t>
-      </w:r>
-    </w:p>
-    <w:p>
-      <w:pPr>
-        <w:keepNext w:val="0"/>
-      </w:pPr>
-      <w:r>
-        <w:t>Строка заполнения 46</w:t>
-      </w:r>
-    </w:p>
-    <w:p>
-      <w:pPr>
-        <w:keepNext w:val="0"/>
-      </w:pPr>
-      <w:r>
-        <w:t>Строка заполнения 47</w:t>
-      </w:r>
-    </w:p>
-    <w:p>
-      <w:pPr>
-        <w:keepNext w:val="0"/>
-      </w:pPr>
-      <w:r>
-        <w:t>Строка заполнения 48</w:t>
+        <w:t>Case: header row=False, room=0</w:t>
+      </w:r>
+    </w:p>
+    <w:p>
+      <w:pPr>
+        <w:keepNext w:val="0"/>
+      </w:pPr>
+      <w:r>
+        <w:t>Filler line 1</w:t>
+      </w:r>
+    </w:p>
+    <w:p>
+      <w:pPr>
+        <w:keepNext w:val="0"/>
+      </w:pPr>
+      <w:r>
+        <w:t>Filler line 2</w:t>
+      </w:r>
+    </w:p>
+    <w:p>
+      <w:pPr>
+        <w:keepNext w:val="0"/>
+      </w:pPr>
+      <w:r>
+        <w:t>Filler line 3</w:t>
+      </w:r>
+    </w:p>
+    <w:p>
+      <w:pPr>
+        <w:keepNext w:val="0"/>
+      </w:pPr>
+      <w:r>
+        <w:t>Filler line 4</w:t>
+      </w:r>
+    </w:p>
+    <w:p>
+      <w:pPr>
+        <w:keepNext w:val="0"/>
+      </w:pPr>
+      <w:r>
+        <w:t>Filler line 5</w:t>
+      </w:r>
+    </w:p>
+    <w:p>
+      <w:pPr>
+        <w:keepNext w:val="0"/>
+      </w:pPr>
+      <w:r>
+        <w:t>Filler line 6</w:t>
+      </w:r>
+    </w:p>
+    <w:p>
+      <w:pPr>
+        <w:keepNext w:val="0"/>
+      </w:pPr>
+      <w:r>
+        <w:t>Filler line 7</w:t>
+      </w:r>
+    </w:p>
+    <w:p>
+      <w:pPr>
+        <w:keepNext w:val="0"/>
+      </w:pPr>
+      <w:r>
+        <w:t>Filler line 8</w:t>
+      </w:r>
+    </w:p>
+    <w:p>
+      <w:pPr>
+        <w:keepNext w:val="0"/>
+      </w:pPr>
+      <w:r>
+        <w:t>Filler line 9</w:t>
+      </w:r>
+    </w:p>
+    <w:p>
+      <w:pPr>
+        <w:keepNext w:val="0"/>
+      </w:pPr>
+      <w:r>
+        <w:t>Filler line 10</w:t>
+      </w:r>
+    </w:p>
+    <w:p>
+      <w:pPr>
+        <w:keepNext w:val="0"/>
+      </w:pPr>
+      <w:r>
+        <w:t>Filler line 11</w:t>
+      </w:r>
+    </w:p>
+    <w:p>
+      <w:pPr>
+        <w:keepNext w:val="0"/>
+      </w:pPr>
+      <w:r>
+        <w:t>Filler line 12</w:t>
+      </w:r>
+    </w:p>
+    <w:p>
+      <w:pPr>
+        <w:keepNext w:val="0"/>
+      </w:pPr>
+      <w:r>
+        <w:t>Filler line 13</w:t>
+      </w:r>
+    </w:p>
+    <w:p>
+      <w:pPr>
+        <w:keepNext w:val="0"/>
+      </w:pPr>
+      <w:r>
+        <w:t>Filler line 14</w:t>
+      </w:r>
+    </w:p>
+    <w:p>
+      <w:pPr>
+        <w:keepNext w:val="0"/>
+      </w:pPr>
+      <w:r>
+        <w:t>Filler line 15</w:t>
+      </w:r>
+    </w:p>
+    <w:p>
+      <w:pPr>
+        <w:keepNext w:val="0"/>
+      </w:pPr>
+      <w:r>
+        <w:t>Filler line 16</w:t>
+      </w:r>
+    </w:p>
+    <w:p>
+      <w:pPr>
+        <w:keepNext w:val="0"/>
+      </w:pPr>
+      <w:r>
+        <w:t>Filler line 17</w:t>
+      </w:r>
+    </w:p>
+    <w:p>
+      <w:pPr>
+        <w:keepNext w:val="0"/>
+      </w:pPr>
+      <w:r>
+        <w:t>Filler line 18</w:t>
+      </w:r>
+    </w:p>
+    <w:p>
+      <w:pPr>
+        <w:keepNext w:val="0"/>
+      </w:pPr>
+      <w:r>
+        <w:t>Filler line 19</w:t>
+      </w:r>
+    </w:p>
+    <w:p>
+      <w:pPr>
+        <w:keepNext w:val="0"/>
+      </w:pPr>
+      <w:r>
+        <w:t>Filler line 20</w:t>
+      </w:r>
+    </w:p>
+    <w:p>
+      <w:pPr>
+        <w:keepNext w:val="0"/>
+      </w:pPr>
+      <w:r>
+        <w:t>Filler line 21</w:t>
+      </w:r>
+    </w:p>
+    <w:p>
+      <w:pPr>
+        <w:keepNext w:val="0"/>
+      </w:pPr>
+      <w:r>
+        <w:t>Filler line 22</w:t>
+      </w:r>
+    </w:p>
+    <w:p>
+      <w:pPr>
+        <w:keepNext w:val="0"/>
+      </w:pPr>
+      <w:r>
+        <w:t>Filler line 23</w:t>
+      </w:r>
+    </w:p>
+    <w:p>
+      <w:pPr>
+        <w:keepNext w:val="0"/>
+      </w:pPr>
+      <w:r>
+        <w:t>Filler line 24</w:t>
+      </w:r>
+    </w:p>
+    <w:p>
+      <w:pPr>
+        <w:keepNext w:val="0"/>
+      </w:pPr>
+      <w:r>
+        <w:t>Filler line 25</w:t>
+      </w:r>
+    </w:p>
+    <w:p>
+      <w:pPr>
+        <w:keepNext w:val="0"/>
+      </w:pPr>
+      <w:r>
+        <w:t>Filler line 26</w:t>
+      </w:r>
+    </w:p>
+    <w:p>
+      <w:pPr>
+        <w:keepNext w:val="0"/>
+      </w:pPr>
+      <w:r>
+        <w:t>Filler line 27</w:t>
+      </w:r>
+    </w:p>
+    <w:p>
+      <w:pPr>
+        <w:keepNext w:val="0"/>
+      </w:pPr>
+      <w:r>
+        <w:t>Filler line 28</w:t>
+      </w:r>
+    </w:p>
+    <w:p>
+      <w:pPr>
+        <w:keepNext w:val="0"/>
+      </w:pPr>
+      <w:r>
+        <w:t>Filler line 29</w:t>
+      </w:r>
+    </w:p>
+    <w:p>
+      <w:pPr>
+        <w:keepNext w:val="0"/>
+      </w:pPr>
+      <w:r>
+        <w:t>Filler line 30</w:t>
+      </w:r>
+    </w:p>
+    <w:p>
+      <w:pPr>
+        <w:keepNext w:val="0"/>
+      </w:pPr>
+      <w:r>
+        <w:t>Filler line 31</w:t>
+      </w:r>
+    </w:p>
+    <w:p>
+      <w:pPr>
+        <w:keepNext w:val="0"/>
+      </w:pPr>
+      <w:r>
+        <w:t>Filler line 32</w:t>
+      </w:r>
+    </w:p>
+    <w:p>
+      <w:pPr>
+        <w:keepNext w:val="0"/>
+      </w:pPr>
+      <w:r>
+        <w:t>Filler line 33</w:t>
+      </w:r>
+    </w:p>
+    <w:p>
+      <w:pPr>
+        <w:keepNext w:val="0"/>
+      </w:pPr>
+      <w:r>
+        <w:t>Filler line 34</w:t>
+      </w:r>
+    </w:p>
+    <w:p>
+      <w:pPr>
+        <w:keepNext w:val="0"/>
+      </w:pPr>
+      <w:r>
+        <w:t>Filler line 35</w:t>
+      </w:r>
+    </w:p>
+    <w:p>
+      <w:pPr>
+        <w:keepNext w:val="0"/>
+      </w:pPr>
+      <w:r>
+        <w:t>Filler line 36</w:t>
+      </w:r>
+    </w:p>
+    <w:p>
+      <w:pPr>
+        <w:keepNext w:val="0"/>
+      </w:pPr>
+      <w:r>
+        <w:t>Filler line 37</w:t>
+      </w:r>
+    </w:p>
+    <w:p>
+      <w:pPr>
+        <w:keepNext w:val="0"/>
+      </w:pPr>
+      <w:r>
+        <w:t>Filler line 38</w:t>
+      </w:r>
+    </w:p>
+    <w:p>
+      <w:pPr>
+        <w:keepNext w:val="0"/>
+      </w:pPr>
+      <w:r>
+        <w:t>Filler line 39</w:t>
+      </w:r>
+    </w:p>
+    <w:p>
+      <w:pPr>
+        <w:keepNext w:val="0"/>
+      </w:pPr>
+      <w:r>
+        <w:t>Filler line 40</w:t>
+      </w:r>
+    </w:p>
+    <w:p>
+      <w:pPr>
+        <w:keepNext w:val="0"/>
+      </w:pPr>
+      <w:r>
+        <w:t>Filler line 41</w:t>
+      </w:r>
+    </w:p>
+    <w:p>
+      <w:pPr>
+        <w:keepNext w:val="0"/>
+      </w:pPr>
+      <w:r>
+        <w:t>Filler line 42</w:t>
+      </w:r>
+    </w:p>
+    <w:p>
+      <w:pPr>
+        <w:keepNext w:val="0"/>
+      </w:pPr>
+      <w:r>
+        <w:t>Filler line 43</w:t>
+      </w:r>
+    </w:p>
+    <w:p>
+      <w:pPr>
+        <w:keepNext w:val="0"/>
+      </w:pPr>
+      <w:r>
+        <w:t>Filler line 44</w:t>
+      </w:r>
+    </w:p>
+    <w:p>
+      <w:pPr>
+        <w:keepNext w:val="0"/>
+      </w:pPr>
+      <w:r>
+        <w:t>Filler line 45</w:t>
+      </w:r>
+    </w:p>
+    <w:p>
+      <w:pPr>
+        <w:keepNext w:val="0"/>
+      </w:pPr>
+      <w:r>
+        <w:t>Filler line 46</w:t>
+      </w:r>
+    </w:p>
+    <w:p>
+      <w:pPr>
+        <w:keepNext w:val="0"/>
+      </w:pPr>
+      <w:r>
+        <w:t>Filler line 47</w:t>
+      </w:r>
+    </w:p>
+    <w:p>
+      <w:pPr>
+        <w:keepNext w:val="0"/>
+      </w:pPr>
+      <w:r>
+        <w:t>Filler line 48</w:t>
       </w:r>
     </w:p>
     <w:p>
@@ -1410,7 +1410,7 @@
         <w:rPr>
           <w:b/>
         </w:rPr>
-        <w:t>ЗАГОЛОВОК fit=0</w:t>
+        <w:t>HEADING (keep with next)</w:t>
       </w:r>
     </w:p>
     <w:tbl>
@@ -1430,32 +1430,32 @@
           </w:tcPr>
           <w:p>
             <w:r>
-              <w:t>Первая строка, абзац 1</w:t>
+              <w:t>First row, paragraph 1</w:t>
             </w:r>
           </w:p>
           <w:p>
             <w:r>
-              <w:t>Первая строка, абзац 2</w:t>
+              <w:t>First row, paragraph 2</w:t>
             </w:r>
           </w:p>
           <w:p>
             <w:r>
-              <w:t>Первая строка, абзац 3</w:t>
+              <w:t>First row, paragraph 3</w:t>
             </w:r>
           </w:p>
           <w:p>
             <w:r>
-              <w:t>Первая строка, абзац 4</w:t>
+              <w:t>First row, paragraph 4</w:t>
             </w:r>
           </w:p>
           <w:p>
             <w:r>
-              <w:t>Первая строка, абзац 5</w:t>
+              <w:t>First row, paragraph 5</w:t>
             </w:r>
           </w:p>
           <w:p>
             <w:r>
-              <w:t>Первая строка, абзац 6</w:t>
+              <w:t>First row, paragraph 6</w:t>
             </w:r>
           </w:p>
         </w:tc>
@@ -1477,7 +1477,7 @@
           </w:tcPr>
           <w:p>
             <w:r>
-              <w:t>Вторая строка</w:t>
+              <w:t>Second row</w:t>
             </w:r>
           </w:p>
         </w:tc>
@@ -1494,7 +1494,7 @@
         <w:keepNext w:val="0"/>
       </w:pPr>
       <w:r>
-        <w:t>ПОСЛЕ ТАБЛИЦЫ</w:t>
+        <w:t>AFTER THE TABLE</w:t>
       </w:r>
     </w:p>
     <w:p>
@@ -1507,399 +1507,399 @@
         <w:keepNext w:val="0"/>
       </w:pPr>
       <w:r>
-        <w:t>Случай: заголовок таблицы=да, места под строку = -2 строк</w:t>
-      </w:r>
-    </w:p>
-    <w:p>
-      <w:pPr>
-        <w:keepNext w:val="0"/>
-      </w:pPr>
-      <w:r>
-        <w:t>Строка заполнения 1</w:t>
-      </w:r>
-    </w:p>
-    <w:p>
-      <w:pPr>
-        <w:keepNext w:val="0"/>
-      </w:pPr>
-      <w:r>
-        <w:t>Строка заполнения 2</w:t>
-      </w:r>
-    </w:p>
-    <w:p>
-      <w:pPr>
-        <w:keepNext w:val="0"/>
-      </w:pPr>
-      <w:r>
-        <w:t>Строка заполнения 3</w:t>
-      </w:r>
-    </w:p>
-    <w:p>
-      <w:pPr>
-        <w:keepNext w:val="0"/>
-      </w:pPr>
-      <w:r>
-        <w:t>Строка заполнения 4</w:t>
-      </w:r>
-    </w:p>
-    <w:p>
-      <w:pPr>
-        <w:keepNext w:val="0"/>
-      </w:pPr>
-      <w:r>
-        <w:t>Строка заполнения 5</w:t>
-      </w:r>
-    </w:p>
-    <w:p>
-      <w:pPr>
-        <w:keepNext w:val="0"/>
-      </w:pPr>
-      <w:r>
-        <w:t>Строка заполнения 6</w:t>
-      </w:r>
-    </w:p>
-    <w:p>
-      <w:pPr>
-        <w:keepNext w:val="0"/>
-      </w:pPr>
-      <w:r>
-        <w:t>Строка заполнения 7</w:t>
-      </w:r>
-    </w:p>
-    <w:p>
-      <w:pPr>
-        <w:keepNext w:val="0"/>
-      </w:pPr>
-      <w:r>
-        <w:t>Строка заполнения 8</w:t>
-      </w:r>
-    </w:p>
-    <w:p>
-      <w:pPr>
-        <w:keepNext w:val="0"/>
-      </w:pPr>
-      <w:r>
-        <w:t>Строка заполнения 9</w:t>
-      </w:r>
-    </w:p>
-    <w:p>
-      <w:pPr>
-        <w:keepNext w:val="0"/>
-      </w:pPr>
-      <w:r>
-        <w:t>Строка заполнения 10</w:t>
-      </w:r>
-    </w:p>
-    <w:p>
-      <w:pPr>
-        <w:keepNext w:val="0"/>
-      </w:pPr>
-      <w:r>
-        <w:t>Строка заполнения 11</w:t>
-      </w:r>
-    </w:p>
-    <w:p>
-      <w:pPr>
-        <w:keepNext w:val="0"/>
-      </w:pPr>
-      <w:r>
-        <w:t>Строка заполнения 12</w:t>
-      </w:r>
-    </w:p>
-    <w:p>
-      <w:pPr>
-        <w:keepNext w:val="0"/>
-      </w:pPr>
-      <w:r>
-        <w:t>Строка заполнения 13</w:t>
-      </w:r>
-    </w:p>
-    <w:p>
-      <w:pPr>
-        <w:keepNext w:val="0"/>
-      </w:pPr>
-      <w:r>
-        <w:t>Строка заполнения 14</w:t>
-      </w:r>
-    </w:p>
-    <w:p>
-      <w:pPr>
-        <w:keepNext w:val="0"/>
-      </w:pPr>
-      <w:r>
-        <w:t>Строка заполнения 15</w:t>
-      </w:r>
-    </w:p>
-    <w:p>
-      <w:pPr>
-        <w:keepNext w:val="0"/>
-      </w:pPr>
-      <w:r>
-        <w:t>Строка заполнения 16</w:t>
-      </w:r>
-    </w:p>
-    <w:p>
-      <w:pPr>
-        <w:keepNext w:val="0"/>
-      </w:pPr>
-      <w:r>
-        <w:t>Строка заполнения 17</w:t>
-      </w:r>
-    </w:p>
-    <w:p>
-      <w:pPr>
-        <w:keepNext w:val="0"/>
-      </w:pPr>
-      <w:r>
-        <w:t>Строка заполнения 18</w:t>
-      </w:r>
-    </w:p>
-    <w:p>
-      <w:pPr>
-        <w:keepNext w:val="0"/>
-      </w:pPr>
-      <w:r>
-        <w:t>Строка заполнения 19</w:t>
-      </w:r>
-    </w:p>
-    <w:p>
-      <w:pPr>
-        <w:keepNext w:val="0"/>
-      </w:pPr>
-      <w:r>
-        <w:t>Строка заполнения 20</w:t>
-      </w:r>
-    </w:p>
-    <w:p>
-      <w:pPr>
-        <w:keepNext w:val="0"/>
-      </w:pPr>
-      <w:r>
-        <w:t>Строка заполнения 21</w:t>
-      </w:r>
-    </w:p>
-    <w:p>
-      <w:pPr>
-        <w:keepNext w:val="0"/>
-      </w:pPr>
-      <w:r>
-        <w:t>Строка заполнения 22</w:t>
-      </w:r>
-    </w:p>
-    <w:p>
-      <w:pPr>
-        <w:keepNext w:val="0"/>
-      </w:pPr>
-      <w:r>
-        <w:t>Строка заполнения 23</w:t>
-      </w:r>
-    </w:p>
-    <w:p>
-      <w:pPr>
-        <w:keepNext w:val="0"/>
-      </w:pPr>
-      <w:r>
-        <w:t>Строка заполнения 24</w:t>
-      </w:r>
-    </w:p>
-    <w:p>
-      <w:pPr>
-        <w:keepNext w:val="0"/>
-      </w:pPr>
-      <w:r>
-        <w:t>Строка заполнения 25</w:t>
-      </w:r>
-    </w:p>
-    <w:p>
-      <w:pPr>
-        <w:keepNext w:val="0"/>
-      </w:pPr>
-      <w:r>
-        <w:t>Строка заполнения 26</w:t>
-      </w:r>
-    </w:p>
-    <w:p>
-      <w:pPr>
-        <w:keepNext w:val="0"/>
-      </w:pPr>
-      <w:r>
-        <w:t>Строка заполнения 27</w:t>
-      </w:r>
-    </w:p>
-    <w:p>
-      <w:pPr>
-        <w:keepNext w:val="0"/>
-      </w:pPr>
-      <w:r>
-        <w:t>Строка заполнения 28</w:t>
-      </w:r>
-    </w:p>
-    <w:p>
-      <w:pPr>
-        <w:keepNext w:val="0"/>
-      </w:pPr>
-      <w:r>
-        <w:t>Строка заполнения 29</w:t>
-      </w:r>
-    </w:p>
-    <w:p>
-      <w:pPr>
-        <w:keepNext w:val="0"/>
-      </w:pPr>
-      <w:r>
-        <w:t>Строка заполнения 30</w:t>
-      </w:r>
-    </w:p>
-    <w:p>
-      <w:pPr>
-        <w:keepNext w:val="0"/>
-      </w:pPr>
-      <w:r>
-        <w:t>Строка заполнения 31</w:t>
-      </w:r>
-    </w:p>
-    <w:p>
-      <w:pPr>
-        <w:keepNext w:val="0"/>
-      </w:pPr>
-      <w:r>
-        <w:t>Строка заполнения 32</w:t>
-      </w:r>
-    </w:p>
-    <w:p>
-      <w:pPr>
-        <w:keepNext w:val="0"/>
-      </w:pPr>
-      <w:r>
-        <w:t>Строка заполнения 33</w:t>
-      </w:r>
-    </w:p>
-    <w:p>
-      <w:pPr>
-        <w:keepNext w:val="0"/>
-      </w:pPr>
-      <w:r>
-        <w:t>Строка заполнения 34</w:t>
-      </w:r>
-    </w:p>
-    <w:p>
-      <w:pPr>
-        <w:keepNext w:val="0"/>
-      </w:pPr>
-      <w:r>
-        <w:t>Строка заполнения 35</w:t>
-      </w:r>
-    </w:p>
-    <w:p>
-      <w:pPr>
-        <w:keepNext w:val="0"/>
-      </w:pPr>
-      <w:r>
-        <w:t>Строка заполнения 36</w:t>
-      </w:r>
-    </w:p>
-    <w:p>
-      <w:pPr>
-        <w:keepNext w:val="0"/>
-      </w:pPr>
-      <w:r>
-        <w:t>Строка заполнения 37</w:t>
-      </w:r>
-    </w:p>
-    <w:p>
-      <w:pPr>
-        <w:keepNext w:val="0"/>
-      </w:pPr>
-      <w:r>
-        <w:t>Строка заполнения 38</w:t>
-      </w:r>
-    </w:p>
-    <w:p>
-      <w:pPr>
-        <w:keepNext w:val="0"/>
-      </w:pPr>
-      <w:r>
-        <w:t>Строка заполнения 39</w:t>
-      </w:r>
-    </w:p>
-    <w:p>
-      <w:pPr>
-        <w:keepNext w:val="0"/>
-      </w:pPr>
-      <w:r>
-        <w:t>Строка заполнения 40</w:t>
-      </w:r>
-    </w:p>
-    <w:p>
-      <w:pPr>
-        <w:keepNext w:val="0"/>
-      </w:pPr>
-      <w:r>
-        <w:t>Строка заполнения 41</w:t>
-      </w:r>
-    </w:p>
-    <w:p>
-      <w:pPr>
-        <w:keepNext w:val="0"/>
-      </w:pPr>
-      <w:r>
-        <w:t>Строка заполнения 42</w:t>
-      </w:r>
-    </w:p>
-    <w:p>
-      <w:pPr>
-        <w:keepNext w:val="0"/>
-      </w:pPr>
-      <w:r>
-        <w:t>Строка заполнения 43</w:t>
-      </w:r>
-    </w:p>
-    <w:p>
-      <w:pPr>
-        <w:keepNext w:val="0"/>
-      </w:pPr>
-      <w:r>
-        <w:t>Строка заполнения 44</w:t>
-      </w:r>
-    </w:p>
-    <w:p>
-      <w:pPr>
-        <w:keepNext w:val="0"/>
-      </w:pPr>
-      <w:r>
-        <w:t>Строка заполнения 45</w:t>
-      </w:r>
-    </w:p>
-    <w:p>
-      <w:pPr>
-        <w:keepNext w:val="0"/>
-      </w:pPr>
-      <w:r>
-        <w:t>Строка заполнения 46</w:t>
-      </w:r>
-    </w:p>
-    <w:p>
-      <w:pPr>
-        <w:keepNext w:val="0"/>
-      </w:pPr>
-      <w:r>
-        <w:t>Строка заполнения 47</w:t>
-      </w:r>
-    </w:p>
-    <w:p>
-      <w:pPr>
-        <w:keepNext w:val="0"/>
-      </w:pPr>
-      <w:r>
-        <w:t>Строка заполнения 48</w:t>
-      </w:r>
-    </w:p>
-    <w:p>
-      <w:pPr>
-        <w:keepNext w:val="0"/>
-      </w:pPr>
-      <w:r>
-        <w:t>Строка заполнения 49</w:t>
+        <w:t>Case: header row=True, room=-2</w:t>
+      </w:r>
+    </w:p>
+    <w:p>
+      <w:pPr>
+        <w:keepNext w:val="0"/>
+      </w:pPr>
+      <w:r>
+        <w:t>Filler line 1</w:t>
+      </w:r>
+    </w:p>
+    <w:p>
+      <w:pPr>
+        <w:keepNext w:val="0"/>
+      </w:pPr>
+      <w:r>
+        <w:t>Filler line 2</w:t>
+      </w:r>
+    </w:p>
+    <w:p>
+      <w:pPr>
+        <w:keepNext w:val="0"/>
+      </w:pPr>
+      <w:r>
+        <w:t>Filler line 3</w:t>
+      </w:r>
+    </w:p>
+    <w:p>
+      <w:pPr>
+        <w:keepNext w:val="0"/>
+      </w:pPr>
+      <w:r>
+        <w:t>Filler line 4</w:t>
+      </w:r>
+    </w:p>
+    <w:p>
+      <w:pPr>
+        <w:keepNext w:val="0"/>
+      </w:pPr>
+      <w:r>
+        <w:t>Filler line 5</w:t>
+      </w:r>
+    </w:p>
+    <w:p>
+      <w:pPr>
+        <w:keepNext w:val="0"/>
+      </w:pPr>
+      <w:r>
+        <w:t>Filler line 6</w:t>
+      </w:r>
+    </w:p>
+    <w:p>
+      <w:pPr>
+        <w:keepNext w:val="0"/>
+      </w:pPr>
+      <w:r>
+        <w:t>Filler line 7</w:t>
+      </w:r>
+    </w:p>
+    <w:p>
+      <w:pPr>
+        <w:keepNext w:val="0"/>
+      </w:pPr>
+      <w:r>
+        <w:t>Filler line 8</w:t>
+      </w:r>
+    </w:p>
+    <w:p>
+      <w:pPr>
+        <w:keepNext w:val="0"/>
+      </w:pPr>
+      <w:r>
+        <w:t>Filler line 9</w:t>
+      </w:r>
+    </w:p>
+    <w:p>
+      <w:pPr>
+        <w:keepNext w:val="0"/>
+      </w:pPr>
+      <w:r>
+        <w:t>Filler line 10</w:t>
+      </w:r>
+    </w:p>
+    <w:p>
+      <w:pPr>
+        <w:keepNext w:val="0"/>
+      </w:pPr>
+      <w:r>
+        <w:t>Filler line 11</w:t>
+      </w:r>
+    </w:p>
+    <w:p>
+      <w:pPr>
+        <w:keepNext w:val="0"/>
+      </w:pPr>
+      <w:r>
+        <w:t>Filler line 12</w:t>
+      </w:r>
+    </w:p>
+    <w:p>
+      <w:pPr>
+        <w:keepNext w:val="0"/>
+      </w:pPr>
+      <w:r>
+        <w:t>Filler line 13</w:t>
+      </w:r>
+    </w:p>
+    <w:p>
+      <w:pPr>
+        <w:keepNext w:val="0"/>
+      </w:pPr>
+      <w:r>
+        <w:t>Filler line 14</w:t>
+      </w:r>
+    </w:p>
+    <w:p>
+      <w:pPr>
+        <w:keepNext w:val="0"/>
+      </w:pPr>
+      <w:r>
+        <w:t>Filler line 15</w:t>
+      </w:r>
+    </w:p>
+    <w:p>
+      <w:pPr>
+        <w:keepNext w:val="0"/>
+      </w:pPr>
+      <w:r>
+        <w:t>Filler line 16</w:t>
+      </w:r>
+    </w:p>
+    <w:p>
+      <w:pPr>
+        <w:keepNext w:val="0"/>
+      </w:pPr>
+      <w:r>
+        <w:t>Filler line 17</w:t>
+      </w:r>
+    </w:p>
+    <w:p>
+      <w:pPr>
+        <w:keepNext w:val="0"/>
+      </w:pPr>
+      <w:r>
+        <w:t>Filler line 18</w:t>
+      </w:r>
+    </w:p>
+    <w:p>
+      <w:pPr>
+        <w:keepNext w:val="0"/>
+      </w:pPr>
+      <w:r>
+        <w:t>Filler line 19</w:t>
+      </w:r>
+    </w:p>
+    <w:p>
+      <w:pPr>
+        <w:keepNext w:val="0"/>
+      </w:pPr>
+      <w:r>
+        <w:t>Filler line 20</w:t>
+      </w:r>
+    </w:p>
+    <w:p>
+      <w:pPr>
+        <w:keepNext w:val="0"/>
+      </w:pPr>
+      <w:r>
+        <w:t>Filler line 21</w:t>
+      </w:r>
+    </w:p>
+    <w:p>
+      <w:pPr>
+        <w:keepNext w:val="0"/>
+      </w:pPr>
+      <w:r>
+        <w:t>Filler line 22</w:t>
+      </w:r>
+    </w:p>
+    <w:p>
+      <w:pPr>
+        <w:keepNext w:val="0"/>
+      </w:pPr>
+      <w:r>
+        <w:t>Filler line 23</w:t>
+      </w:r>
+    </w:p>
+    <w:p>
+      <w:pPr>
+        <w:keepNext w:val="0"/>
+      </w:pPr>
+      <w:r>
+        <w:t>Filler line 24</w:t>
+      </w:r>
+    </w:p>
+    <w:p>
+      <w:pPr>
+        <w:keepNext w:val="0"/>
+      </w:pPr>
+      <w:r>
+        <w:t>Filler line 25</w:t>
+      </w:r>
+    </w:p>
+    <w:p>
+      <w:pPr>
+        <w:keepNext w:val="0"/>
+      </w:pPr>
+      <w:r>
+        <w:t>Filler line 26</w:t>
+      </w:r>
+    </w:p>
+    <w:p>
+      <w:pPr>
+        <w:keepNext w:val="0"/>
+      </w:pPr>
+      <w:r>
+        <w:t>Filler line 27</w:t>
+      </w:r>
+    </w:p>
+    <w:p>
+      <w:pPr>
+        <w:keepNext w:val="0"/>
+      </w:pPr>
+      <w:r>
+        <w:t>Filler line 28</w:t>
+      </w:r>
+    </w:p>
+    <w:p>
+      <w:pPr>
+        <w:keepNext w:val="0"/>
+      </w:pPr>
+      <w:r>
+        <w:t>Filler line 29</w:t>
+      </w:r>
+    </w:p>
+    <w:p>
+      <w:pPr>
+        <w:keepNext w:val="0"/>
+      </w:pPr>
+      <w:r>
+        <w:t>Filler line 30</w:t>
+      </w:r>
+    </w:p>
+    <w:p>
+      <w:pPr>
+        <w:keepNext w:val="0"/>
+      </w:pPr>
+      <w:r>
+        <w:t>Filler line 31</w:t>
+      </w:r>
+    </w:p>
+    <w:p>
+      <w:pPr>
+        <w:keepNext w:val="0"/>
+      </w:pPr>
+      <w:r>
+        <w:t>Filler line 32</w:t>
+      </w:r>
+    </w:p>
+    <w:p>
+      <w:pPr>
+        <w:keepNext w:val="0"/>
+      </w:pPr>
+      <w:r>
+        <w:t>Filler line 33</w:t>
+      </w:r>
+    </w:p>
+    <w:p>
+      <w:pPr>
+        <w:keepNext w:val="0"/>
+      </w:pPr>
+      <w:r>
+        <w:t>Filler line 34</w:t>
+      </w:r>
+    </w:p>
+    <w:p>
+      <w:pPr>
+        <w:keepNext w:val="0"/>
+      </w:pPr>
+      <w:r>
+        <w:t>Filler line 35</w:t>
+      </w:r>
+    </w:p>
+    <w:p>
+      <w:pPr>
+        <w:keepNext w:val="0"/>
+      </w:pPr>
+      <w:r>
+        <w:t>Filler line 36</w:t>
+      </w:r>
+    </w:p>
+    <w:p>
+      <w:pPr>
+        <w:keepNext w:val="0"/>
+      </w:pPr>
+      <w:r>
+        <w:t>Filler line 37</w:t>
+      </w:r>
+    </w:p>
+    <w:p>
+      <w:pPr>
+        <w:keepNext w:val="0"/>
+      </w:pPr>
+      <w:r>
+        <w:t>Filler line 38</w:t>
+      </w:r>
+    </w:p>
+    <w:p>
+      <w:pPr>
+        <w:keepNext w:val="0"/>
+      </w:pPr>
+      <w:r>
+        <w:t>Filler line 39</w:t>
+      </w:r>
+    </w:p>
+    <w:p>
+      <w:pPr>
+        <w:keepNext w:val="0"/>
+      </w:pPr>
+      <w:r>
+        <w:t>Filler line 40</w:t>
+      </w:r>
+    </w:p>
+    <w:p>
+      <w:pPr>
+        <w:keepNext w:val="0"/>
+      </w:pPr>
+      <w:r>
+        <w:t>Filler line 41</w:t>
+      </w:r>
+    </w:p>
+    <w:p>
+      <w:pPr>
+        <w:keepNext w:val="0"/>
+      </w:pPr>
+      <w:r>
+        <w:t>Filler line 42</w:t>
+      </w:r>
+    </w:p>
+    <w:p>
+      <w:pPr>
+        <w:keepNext w:val="0"/>
+      </w:pPr>
+      <w:r>
+        <w:t>Filler line 43</w:t>
+      </w:r>
+    </w:p>
+    <w:p>
+      <w:pPr>
+        <w:keepNext w:val="0"/>
+      </w:pPr>
+      <w:r>
+        <w:t>Filler line 44</w:t>
+      </w:r>
+    </w:p>
+    <w:p>
+      <w:pPr>
+        <w:keepNext w:val="0"/>
+      </w:pPr>
+      <w:r>
+        <w:t>Filler line 45</w:t>
+      </w:r>
+    </w:p>
+    <w:p>
+      <w:pPr>
+        <w:keepNext w:val="0"/>
+      </w:pPr>
+      <w:r>
+        <w:t>Filler line 46</w:t>
+      </w:r>
+    </w:p>
+    <w:p>
+      <w:pPr>
+        <w:keepNext w:val="0"/>
+      </w:pPr>
+      <w:r>
+        <w:t>Filler line 47</w:t>
+      </w:r>
+    </w:p>
+    <w:p>
+      <w:pPr>
+        <w:keepNext w:val="0"/>
+      </w:pPr>
+      <w:r>
+        <w:t>Filler line 48</w:t>
+      </w:r>
+    </w:p>
+    <w:p>
+      <w:pPr>
+        <w:keepNext w:val="0"/>
+      </w:pPr>
+      <w:r>
+        <w:t>Filler line 49</w:t>
       </w:r>
     </w:p>
     <w:p>
@@ -1910,7 +1910,7 @@
         <w:rPr>
           <w:b/>
         </w:rPr>
-        <w:t>ЗАГОЛОВОК с шапкой fit=-2</w:t>
+        <w:t>HEADING with header row (keep with next)</w:t>
       </w:r>
     </w:p>
     <w:tbl>
@@ -1933,7 +1933,7 @@
           </w:tcPr>
           <w:p>
             <w:r>
-              <w:t>Шапка</w:t>
+              <w:t>Header</w:t>
             </w:r>
           </w:p>
         </w:tc>
@@ -1943,7 +1943,7 @@
           </w:tcPr>
           <w:p>
             <w:r>
-              <w:t>Шапка</w:t>
+              <w:t>Header</w:t>
             </w:r>
           </w:p>
         </w:tc>
@@ -1955,32 +1955,32 @@
           </w:tcPr>
           <w:p>
             <w:r>
-              <w:t>Первая строка, абзац 1</w:t>
+              <w:t>First row, paragraph 1</w:t>
             </w:r>
           </w:p>
           <w:p>
             <w:r>
-              <w:t>Первая строка, абзац 2</w:t>
+              <w:t>First row, paragraph 2</w:t>
             </w:r>
           </w:p>
           <w:p>
             <w:r>
-              <w:t>Первая строка, абзац 3</w:t>
+              <w:t>First row, paragraph 3</w:t>
             </w:r>
           </w:p>
           <w:p>
             <w:r>
-              <w:t>Первая строка, абзац 4</w:t>
+              <w:t>First row, paragraph 4</w:t>
             </w:r>
           </w:p>
           <w:p>
             <w:r>
-              <w:t>Первая строка, абзац 5</w:t>
+              <w:t>First row, paragraph 5</w:t>
             </w:r>
           </w:p>
           <w:p>
             <w:r>
-              <w:t>Первая строка, абзац 6</w:t>
+              <w:t>First row, paragraph 6</w:t>
             </w:r>
           </w:p>
         </w:tc>
@@ -2002,7 +2002,7 @@
           </w:tcPr>
           <w:p>
             <w:r>
-              <w:t>Вторая строка</w:t>
+              <w:t>Second row</w:t>
             </w:r>
           </w:p>
         </w:tc>
@@ -2019,7 +2019,7 @@
         <w:keepNext w:val="0"/>
       </w:pPr>
       <w:r>
-        <w:t>ПОСЛЕ ТАБЛИЦЫ</w:t>
+        <w:t>AFTER THE TABLE</w:t>
       </w:r>
     </w:p>
     <w:p>
@@ -2032,391 +2032,391 @@
         <w:keepNext w:val="0"/>
       </w:pPr>
       <w:r>
-        <w:t>Случай: заголовок таблицы=да, места под строку = -1 строк</w:t>
-      </w:r>
-    </w:p>
-    <w:p>
-      <w:pPr>
-        <w:keepNext w:val="0"/>
-      </w:pPr>
-      <w:r>
-        <w:t>Строка заполнения 1</w:t>
-      </w:r>
-    </w:p>
-    <w:p>
-      <w:pPr>
-        <w:keepNext w:val="0"/>
-      </w:pPr>
-      <w:r>
-        <w:t>Строка заполнения 2</w:t>
-      </w:r>
-    </w:p>
-    <w:p>
-      <w:pPr>
-        <w:keepNext w:val="0"/>
-      </w:pPr>
-      <w:r>
-        <w:t>Строка заполнения 3</w:t>
-      </w:r>
-    </w:p>
-    <w:p>
-      <w:pPr>
-        <w:keepNext w:val="0"/>
-      </w:pPr>
-      <w:r>
-        <w:t>Строка заполнения 4</w:t>
-      </w:r>
-    </w:p>
-    <w:p>
-      <w:pPr>
-        <w:keepNext w:val="0"/>
-      </w:pPr>
-      <w:r>
-        <w:t>Строка заполнения 5</w:t>
-      </w:r>
-    </w:p>
-    <w:p>
-      <w:pPr>
-        <w:keepNext w:val="0"/>
-      </w:pPr>
-      <w:r>
-        <w:t>Строка заполнения 6</w:t>
-      </w:r>
-    </w:p>
-    <w:p>
-      <w:pPr>
-        <w:keepNext w:val="0"/>
-      </w:pPr>
-      <w:r>
-        <w:t>Строка заполнения 7</w:t>
-      </w:r>
-    </w:p>
-    <w:p>
-      <w:pPr>
-        <w:keepNext w:val="0"/>
-      </w:pPr>
-      <w:r>
-        <w:t>Строка заполнения 8</w:t>
-      </w:r>
-    </w:p>
-    <w:p>
-      <w:pPr>
-        <w:keepNext w:val="0"/>
-      </w:pPr>
-      <w:r>
-        <w:t>Строка заполнения 9</w:t>
-      </w:r>
-    </w:p>
-    <w:p>
-      <w:pPr>
-        <w:keepNext w:val="0"/>
-      </w:pPr>
-      <w:r>
-        <w:t>Строка заполнения 10</w:t>
-      </w:r>
-    </w:p>
-    <w:p>
-      <w:pPr>
-        <w:keepNext w:val="0"/>
-      </w:pPr>
-      <w:r>
-        <w:t>Строка заполнения 11</w:t>
-      </w:r>
-    </w:p>
-    <w:p>
-      <w:pPr>
-        <w:keepNext w:val="0"/>
-      </w:pPr>
-      <w:r>
-        <w:t>Строка заполнения 12</w:t>
-      </w:r>
-    </w:p>
-    <w:p>
-      <w:pPr>
-        <w:keepNext w:val="0"/>
-      </w:pPr>
-      <w:r>
-        <w:t>Строка заполнения 13</w:t>
-      </w:r>
-    </w:p>
-    <w:p>
-      <w:pPr>
-        <w:keepNext w:val="0"/>
-      </w:pPr>
-      <w:r>
-        <w:t>Строка заполнения 14</w:t>
-      </w:r>
-    </w:p>
-    <w:p>
-      <w:pPr>
-        <w:keepNext w:val="0"/>
-      </w:pPr>
-      <w:r>
-        <w:t>Строка заполнения 15</w:t>
-      </w:r>
-    </w:p>
-    <w:p>
-      <w:pPr>
-        <w:keepNext w:val="0"/>
-      </w:pPr>
-      <w:r>
-        <w:t>Строка заполнения 16</w:t>
-      </w:r>
-    </w:p>
-    <w:p>
-      <w:pPr>
-        <w:keepNext w:val="0"/>
-      </w:pPr>
-      <w:r>
-        <w:t>Строка заполнения 17</w:t>
-      </w:r>
-    </w:p>
-    <w:p>
-      <w:pPr>
-        <w:keepNext w:val="0"/>
-      </w:pPr>
-      <w:r>
-        <w:t>Строка заполнения 18</w:t>
-      </w:r>
-    </w:p>
-    <w:p>
-      <w:pPr>
-        <w:keepNext w:val="0"/>
-      </w:pPr>
-      <w:r>
-        <w:t>Строка заполнения 19</w:t>
-      </w:r>
-    </w:p>
-    <w:p>
-      <w:pPr>
-        <w:keepNext w:val="0"/>
-      </w:pPr>
-      <w:r>
-        <w:t>Строка заполнения 20</w:t>
-      </w:r>
-    </w:p>
-    <w:p>
-      <w:pPr>
-        <w:keepNext w:val="0"/>
-      </w:pPr>
-      <w:r>
-        <w:t>Строка заполнения 21</w:t>
-      </w:r>
-    </w:p>
-    <w:p>
-      <w:pPr>
-        <w:keepNext w:val="0"/>
-      </w:pPr>
-      <w:r>
-        <w:t>Строка заполнения 22</w:t>
-      </w:r>
-    </w:p>
-    <w:p>
-      <w:pPr>
-        <w:keepNext w:val="0"/>
-      </w:pPr>
-      <w:r>
-        <w:t>Строка заполнения 23</w:t>
-      </w:r>
-    </w:p>
-    <w:p>
-      <w:pPr>
-        <w:keepNext w:val="0"/>
-      </w:pPr>
-      <w:r>
-        <w:t>Строка заполнения 24</w:t>
-      </w:r>
-    </w:p>
-    <w:p>
-      <w:pPr>
-        <w:keepNext w:val="0"/>
-      </w:pPr>
-      <w:r>
-        <w:t>Строка заполнения 25</w:t>
-      </w:r>
-    </w:p>
-    <w:p>
-      <w:pPr>
-        <w:keepNext w:val="0"/>
-      </w:pPr>
-      <w:r>
-        <w:t>Строка заполнения 26</w:t>
-      </w:r>
-    </w:p>
-    <w:p>
-      <w:pPr>
-        <w:keepNext w:val="0"/>
-      </w:pPr>
-      <w:r>
-        <w:t>Строка заполнения 27</w:t>
-      </w:r>
-    </w:p>
-    <w:p>
-      <w:pPr>
-        <w:keepNext w:val="0"/>
-      </w:pPr>
-      <w:r>
-        <w:t>Строка заполнения 28</w:t>
-      </w:r>
-    </w:p>
-    <w:p>
-      <w:pPr>
-        <w:keepNext w:val="0"/>
-      </w:pPr>
-      <w:r>
-        <w:t>Строка заполнения 29</w:t>
-      </w:r>
-    </w:p>
-    <w:p>
-      <w:pPr>
-        <w:keepNext w:val="0"/>
-      </w:pPr>
-      <w:r>
-        <w:t>Строка заполнения 30</w:t>
-      </w:r>
-    </w:p>
-    <w:p>
-      <w:pPr>
-        <w:keepNext w:val="0"/>
-      </w:pPr>
-      <w:r>
-        <w:t>Строка заполнения 31</w:t>
-      </w:r>
-    </w:p>
-    <w:p>
-      <w:pPr>
-        <w:keepNext w:val="0"/>
-      </w:pPr>
-      <w:r>
-        <w:t>Строка заполнения 32</w:t>
-      </w:r>
-    </w:p>
-    <w:p>
-      <w:pPr>
-        <w:keepNext w:val="0"/>
-      </w:pPr>
-      <w:r>
-        <w:t>Строка заполнения 33</w:t>
-      </w:r>
-    </w:p>
-    <w:p>
-      <w:pPr>
-        <w:keepNext w:val="0"/>
-      </w:pPr>
-      <w:r>
-        <w:t>Строка заполнения 34</w:t>
-      </w:r>
-    </w:p>
-    <w:p>
-      <w:pPr>
-        <w:keepNext w:val="0"/>
-      </w:pPr>
-      <w:r>
-        <w:t>Строка заполнения 35</w:t>
-      </w:r>
-    </w:p>
-    <w:p>
-      <w:pPr>
-        <w:keepNext w:val="0"/>
-      </w:pPr>
-      <w:r>
-        <w:t>Строка заполнения 36</w:t>
-      </w:r>
-    </w:p>
-    <w:p>
-      <w:pPr>
-        <w:keepNext w:val="0"/>
-      </w:pPr>
-      <w:r>
-        <w:t>Строка заполнения 37</w:t>
-      </w:r>
-    </w:p>
-    <w:p>
-      <w:pPr>
-        <w:keepNext w:val="0"/>
-      </w:pPr>
-      <w:r>
-        <w:t>Строка заполнения 38</w:t>
-      </w:r>
-    </w:p>
-    <w:p>
-      <w:pPr>
-        <w:keepNext w:val="0"/>
-      </w:pPr>
-      <w:r>
-        <w:t>Строка заполнения 39</w:t>
-      </w:r>
-    </w:p>
-    <w:p>
-      <w:pPr>
-        <w:keepNext w:val="0"/>
-      </w:pPr>
-      <w:r>
-        <w:t>Строка заполнения 40</w:t>
-      </w:r>
-    </w:p>
-    <w:p>
-      <w:pPr>
-        <w:keepNext w:val="0"/>
-      </w:pPr>
-      <w:r>
-        <w:t>Строка заполнения 41</w:t>
-      </w:r>
-    </w:p>
-    <w:p>
-      <w:pPr>
-        <w:keepNext w:val="0"/>
-      </w:pPr>
-      <w:r>
-        <w:t>Строка заполнения 42</w:t>
-      </w:r>
-    </w:p>
-    <w:p>
-      <w:pPr>
-        <w:keepNext w:val="0"/>
-      </w:pPr>
-      <w:r>
-        <w:t>Строка заполнения 43</w:t>
-      </w:r>
-    </w:p>
-    <w:p>
-      <w:pPr>
-        <w:keepNext w:val="0"/>
-      </w:pPr>
-      <w:r>
-        <w:t>Строка заполнения 44</w:t>
-      </w:r>
-    </w:p>
-    <w:p>
-      <w:pPr>
-        <w:keepNext w:val="0"/>
-      </w:pPr>
-      <w:r>
-        <w:t>Строка заполнения 45</w:t>
-      </w:r>
-    </w:p>
-    <w:p>
-      <w:pPr>
-        <w:keepNext w:val="0"/>
-      </w:pPr>
-      <w:r>
-        <w:t>Строка заполнения 46</w:t>
-      </w:r>
-    </w:p>
-    <w:p>
-      <w:pPr>
-        <w:keepNext w:val="0"/>
-      </w:pPr>
-      <w:r>
-        <w:t>Строка заполнения 47</w:t>
-      </w:r>
-    </w:p>
-    <w:p>
-      <w:pPr>
-        <w:keepNext w:val="0"/>
-      </w:pPr>
-      <w:r>
-        <w:t>Строка заполнения 48</w:t>
+        <w:t>Case: header row=True, room=-1</w:t>
+      </w:r>
+    </w:p>
+    <w:p>
+      <w:pPr>
+        <w:keepNext w:val="0"/>
+      </w:pPr>
+      <w:r>
+        <w:t>Filler line 1</w:t>
+      </w:r>
+    </w:p>
+    <w:p>
+      <w:pPr>
+        <w:keepNext w:val="0"/>
+      </w:pPr>
+      <w:r>
+        <w:t>Filler line 2</w:t>
+      </w:r>
+    </w:p>
+    <w:p>
+      <w:pPr>
+        <w:keepNext w:val="0"/>
+      </w:pPr>
+      <w:r>
+        <w:t>Filler line 3</w:t>
+      </w:r>
+    </w:p>
+    <w:p>
+      <w:pPr>
+        <w:keepNext w:val="0"/>
+      </w:pPr>
+      <w:r>
+        <w:t>Filler line 4</w:t>
+      </w:r>
+    </w:p>
+    <w:p>
+      <w:pPr>
+        <w:keepNext w:val="0"/>
+      </w:pPr>
+      <w:r>
+        <w:t>Filler line 5</w:t>
+      </w:r>
+    </w:p>
+    <w:p>
+      <w:pPr>
+        <w:keepNext w:val="0"/>
+      </w:pPr>
+      <w:r>
+        <w:t>Filler line 6</w:t>
+      </w:r>
+    </w:p>
+    <w:p>
+      <w:pPr>
+        <w:keepNext w:val="0"/>
+      </w:pPr>
+      <w:r>
+        <w:t>Filler line 7</w:t>
+      </w:r>
+    </w:p>
+    <w:p>
+      <w:pPr>
+        <w:keepNext w:val="0"/>
+      </w:pPr>
+      <w:r>
+        <w:t>Filler line 8</w:t>
+      </w:r>
+    </w:p>
+    <w:p>
+      <w:pPr>
+        <w:keepNext w:val="0"/>
+      </w:pPr>
+      <w:r>
+        <w:t>Filler line 9</w:t>
+      </w:r>
+    </w:p>
+    <w:p>
+      <w:pPr>
+        <w:keepNext w:val="0"/>
+      </w:pPr>
+      <w:r>
+        <w:t>Filler line 10</w:t>
+      </w:r>
+    </w:p>
+    <w:p>
+      <w:pPr>
+        <w:keepNext w:val="0"/>
+      </w:pPr>
+      <w:r>
+        <w:t>Filler line 11</w:t>
+      </w:r>
+    </w:p>
+    <w:p>
+      <w:pPr>
+        <w:keepNext w:val="0"/>
+      </w:pPr>
+      <w:r>
+        <w:t>Filler line 12</w:t>
+      </w:r>
+    </w:p>
+    <w:p>
+      <w:pPr>
+        <w:keepNext w:val="0"/>
+      </w:pPr>
+      <w:r>
+        <w:t>Filler line 13</w:t>
+      </w:r>
+    </w:p>
+    <w:p>
+      <w:pPr>
+        <w:keepNext w:val="0"/>
+      </w:pPr>
+      <w:r>
+        <w:t>Filler line 14</w:t>
+      </w:r>
+    </w:p>
+    <w:p>
+      <w:pPr>
+        <w:keepNext w:val="0"/>
+      </w:pPr>
+      <w:r>
+        <w:t>Filler line 15</w:t>
+      </w:r>
+    </w:p>
+    <w:p>
+      <w:pPr>
+        <w:keepNext w:val="0"/>
+      </w:pPr>
+      <w:r>
+        <w:t>Filler line 16</w:t>
+      </w:r>
+    </w:p>
+    <w:p>
+      <w:pPr>
+        <w:keepNext w:val="0"/>
+      </w:pPr>
+      <w:r>
+        <w:t>Filler line 17</w:t>
+      </w:r>
+    </w:p>
+    <w:p>
+      <w:pPr>
+        <w:keepNext w:val="0"/>
+      </w:pPr>
+      <w:r>
+        <w:t>Filler line 18</w:t>
+      </w:r>
+    </w:p>
+    <w:p>
+      <w:pPr>
+        <w:keepNext w:val="0"/>
+      </w:pPr>
+      <w:r>
+        <w:t>Filler line 19</w:t>
+      </w:r>
+    </w:p>
+    <w:p>
+      <w:pPr>
+        <w:keepNext w:val="0"/>
+      </w:pPr>
+      <w:r>
+        <w:t>Filler line 20</w:t>
+      </w:r>
+    </w:p>
+    <w:p>
+      <w:pPr>
+        <w:keepNext w:val="0"/>
+      </w:pPr>
+      <w:r>
+        <w:t>Filler line 21</w:t>
+      </w:r>
+    </w:p>
+    <w:p>
+      <w:pPr>
+        <w:keepNext w:val="0"/>
+      </w:pPr>
+      <w:r>
+        <w:t>Filler line 22</w:t>
+      </w:r>
+    </w:p>
+    <w:p>
+      <w:pPr>
+        <w:keepNext w:val="0"/>
+      </w:pPr>
+      <w:r>
+        <w:t>Filler line 23</w:t>
+      </w:r>
+    </w:p>
+    <w:p>
+      <w:pPr>
+        <w:keepNext w:val="0"/>
+      </w:pPr>
+      <w:r>
+        <w:t>Filler line 24</w:t>
+      </w:r>
+    </w:p>
+    <w:p>
+      <w:pPr>
+        <w:keepNext w:val="0"/>
+      </w:pPr>
+      <w:r>
+        <w:t>Filler line 25</w:t>
+      </w:r>
+    </w:p>
+    <w:p>
+      <w:pPr>
+        <w:keepNext w:val="0"/>
+      </w:pPr>
+      <w:r>
+        <w:t>Filler line 26</w:t>
+      </w:r>
+    </w:p>
+    <w:p>
+      <w:pPr>
+        <w:keepNext w:val="0"/>
+      </w:pPr>
+      <w:r>
+        <w:t>Filler line 27</w:t>
+      </w:r>
+    </w:p>
+    <w:p>
+      <w:pPr>
+        <w:keepNext w:val="0"/>
+      </w:pPr>
+      <w:r>
+        <w:t>Filler line 28</w:t>
+      </w:r>
+    </w:p>
+    <w:p>
+      <w:pPr>
+        <w:keepNext w:val="0"/>
+      </w:pPr>
+      <w:r>
+        <w:t>Filler line 29</w:t>
+      </w:r>
+    </w:p>
+    <w:p>
+      <w:pPr>
+        <w:keepNext w:val="0"/>
+      </w:pPr>
+      <w:r>
+        <w:t>Filler line 30</w:t>
+      </w:r>
+    </w:p>
+    <w:p>
+      <w:pPr>
+        <w:keepNext w:val="0"/>
+      </w:pPr>
+      <w:r>
+        <w:t>Filler line 31</w:t>
+      </w:r>
+    </w:p>
+    <w:p>
+      <w:pPr>
+        <w:keepNext w:val="0"/>
+      </w:pPr>
+      <w:r>
+        <w:t>Filler line 32</w:t>
+      </w:r>
+    </w:p>
+    <w:p>
+      <w:pPr>
+        <w:keepNext w:val="0"/>
+      </w:pPr>
+      <w:r>
+        <w:t>Filler line 33</w:t>
+      </w:r>
+    </w:p>
+    <w:p>
+      <w:pPr>
+        <w:keepNext w:val="0"/>
+      </w:pPr>
+      <w:r>
+        <w:t>Filler line 34</w:t>
+      </w:r>
+    </w:p>
+    <w:p>
+      <w:pPr>
+        <w:keepNext w:val="0"/>
+      </w:pPr>
+      <w:r>
+        <w:t>Filler line 35</w:t>
+      </w:r>
+    </w:p>
+    <w:p>
+      <w:pPr>
+        <w:keepNext w:val="0"/>
+      </w:pPr>
+      <w:r>
+        <w:t>Filler line 36</w:t>
+      </w:r>
+    </w:p>
+    <w:p>
+      <w:pPr>
+        <w:keepNext w:val="0"/>
+      </w:pPr>
+      <w:r>
+        <w:t>Filler line 37</w:t>
+      </w:r>
+    </w:p>
+    <w:p>
+      <w:pPr>
+        <w:keepNext w:val="0"/>
+      </w:pPr>
+      <w:r>
+        <w:t>Filler line 38</w:t>
+      </w:r>
+    </w:p>
+    <w:p>
+      <w:pPr>
+        <w:keepNext w:val="0"/>
+      </w:pPr>
+      <w:r>
+        <w:t>Filler line 39</w:t>
+      </w:r>
+    </w:p>
+    <w:p>
+      <w:pPr>
+        <w:keepNext w:val="0"/>
+      </w:pPr>
+      <w:r>
+        <w:t>Filler line 40</w:t>
+      </w:r>
+    </w:p>
+    <w:p>
+      <w:pPr>
+        <w:keepNext w:val="0"/>
+      </w:pPr>
+      <w:r>
+        <w:t>Filler line 41</w:t>
+      </w:r>
+    </w:p>
+    <w:p>
+      <w:pPr>
+        <w:keepNext w:val="0"/>
+      </w:pPr>
+      <w:r>
+        <w:t>Filler line 42</w:t>
+      </w:r>
+    </w:p>
+    <w:p>
+      <w:pPr>
+        <w:keepNext w:val="0"/>
+      </w:pPr>
+      <w:r>
+        <w:t>Filler line 43</w:t>
+      </w:r>
+    </w:p>
+    <w:p>
+      <w:pPr>
+        <w:keepNext w:val="0"/>
+      </w:pPr>
+      <w:r>
+        <w:t>Filler line 44</w:t>
+      </w:r>
+    </w:p>
+    <w:p>
+      <w:pPr>
+        <w:keepNext w:val="0"/>
+      </w:pPr>
+      <w:r>
+        <w:t>Filler line 45</w:t>
+      </w:r>
+    </w:p>
+    <w:p>
+      <w:pPr>
+        <w:keepNext w:val="0"/>
+      </w:pPr>
+      <w:r>
+        <w:t>Filler line 46</w:t>
+      </w:r>
+    </w:p>
+    <w:p>
+      <w:pPr>
+        <w:keepNext w:val="0"/>
+      </w:pPr>
+      <w:r>
+        <w:t>Filler line 47</w:t>
+      </w:r>
+    </w:p>
+    <w:p>
+      <w:pPr>
+        <w:keepNext w:val="0"/>
+      </w:pPr>
+      <w:r>
+        <w:t>Filler line 48</w:t>
       </w:r>
     </w:p>
     <w:p>
@@ -2427,7 +2427,7 @@
         <w:rPr>
           <w:b/>
         </w:rPr>
-        <w:t>ЗАГОЛОВОК с шапкой fit=-1</w:t>
+        <w:t>HEADING with header row (keep with next)</w:t>
       </w:r>
     </w:p>
     <w:tbl>
@@ -2450,7 +2450,7 @@
           </w:tcPr>
           <w:p>
             <w:r>
-              <w:t>Шапка</w:t>
+              <w:t>Header</w:t>
             </w:r>
           </w:p>
         </w:tc>
@@ -2460,7 +2460,7 @@
           </w:tcPr>
           <w:p>
             <w:r>
-              <w:t>Шапка</w:t>
+              <w:t>Header</w:t>
             </w:r>
           </w:p>
         </w:tc>
@@ -2472,32 +2472,32 @@
           </w:tcPr>
           <w:p>
             <w:r>
-              <w:t>Первая строка, абзац 1</w:t>
+              <w:t>First row, paragraph 1</w:t>
             </w:r>
           </w:p>
           <w:p>
             <w:r>
-              <w:t>Первая строка, абзац 2</w:t>
+              <w:t>First row, paragraph 2</w:t>
             </w:r>
           </w:p>
           <w:p>
             <w:r>
-              <w:t>Первая строка, абзац 3</w:t>
+              <w:t>First row, paragraph 3</w:t>
             </w:r>
           </w:p>
           <w:p>
             <w:r>
-              <w:t>Первая строка, абзац 4</w:t>
+              <w:t>First row, paragraph 4</w:t>
             </w:r>
           </w:p>
           <w:p>
             <w:r>
-              <w:t>Первая строка, абзац 5</w:t>
+              <w:t>First row, paragraph 5</w:t>
             </w:r>
           </w:p>
           <w:p>
             <w:r>
-              <w:t>Первая строка, абзац 6</w:t>
+              <w:t>First row, paragraph 6</w:t>
             </w:r>
           </w:p>
         </w:tc>
@@ -2519,7 +2519,7 @@
           </w:tcPr>
           <w:p>
             <w:r>
-              <w:t>Вторая строка</w:t>
+              <w:t>Second row</w:t>
             </w:r>
           </w:p>
         </w:tc>
@@ -2536,7 +2536,7 @@
         <w:keepNext w:val="0"/>
       </w:pPr>
       <w:r>
-        <w:t>ПОСЛЕ ТАБЛИЦЫ</w:t>
+        <w:t>AFTER THE TABLE</w:t>
       </w:r>
     </w:p>
     <w:p>
@@ -2549,383 +2549,383 @@
         <w:keepNext w:val="0"/>
       </w:pPr>
       <w:r>
-        <w:t>Случай: заголовок таблицы=да, места под строку = 0 строк</w:t>
-      </w:r>
-    </w:p>
-    <w:p>
-      <w:pPr>
-        <w:keepNext w:val="0"/>
-      </w:pPr>
-      <w:r>
-        <w:t>Строка заполнения 1</w:t>
-      </w:r>
-    </w:p>
-    <w:p>
-      <w:pPr>
-        <w:keepNext w:val="0"/>
-      </w:pPr>
-      <w:r>
-        <w:t>Строка заполнения 2</w:t>
-      </w:r>
-    </w:p>
-    <w:p>
-      <w:pPr>
-        <w:keepNext w:val="0"/>
-      </w:pPr>
-      <w:r>
-        <w:t>Строка заполнения 3</w:t>
-      </w:r>
-    </w:p>
-    <w:p>
-      <w:pPr>
-        <w:keepNext w:val="0"/>
-      </w:pPr>
-      <w:r>
-        <w:t>Строка заполнения 4</w:t>
-      </w:r>
-    </w:p>
-    <w:p>
-      <w:pPr>
-        <w:keepNext w:val="0"/>
-      </w:pPr>
-      <w:r>
-        <w:t>Строка заполнения 5</w:t>
-      </w:r>
-    </w:p>
-    <w:p>
-      <w:pPr>
-        <w:keepNext w:val="0"/>
-      </w:pPr>
-      <w:r>
-        <w:t>Строка заполнения 6</w:t>
-      </w:r>
-    </w:p>
-    <w:p>
-      <w:pPr>
-        <w:keepNext w:val="0"/>
-      </w:pPr>
-      <w:r>
-        <w:t>Строка заполнения 7</w:t>
-      </w:r>
-    </w:p>
-    <w:p>
-      <w:pPr>
-        <w:keepNext w:val="0"/>
-      </w:pPr>
-      <w:r>
-        <w:t>Строка заполнения 8</w:t>
-      </w:r>
-    </w:p>
-    <w:p>
-      <w:pPr>
-        <w:keepNext w:val="0"/>
-      </w:pPr>
-      <w:r>
-        <w:t>Строка заполнения 9</w:t>
-      </w:r>
-    </w:p>
-    <w:p>
-      <w:pPr>
-        <w:keepNext w:val="0"/>
-      </w:pPr>
-      <w:r>
-        <w:t>Строка заполнения 10</w:t>
-      </w:r>
-    </w:p>
-    <w:p>
-      <w:pPr>
-        <w:keepNext w:val="0"/>
-      </w:pPr>
-      <w:r>
-        <w:t>Строка заполнения 11</w:t>
-      </w:r>
-    </w:p>
-    <w:p>
-      <w:pPr>
-        <w:keepNext w:val="0"/>
-      </w:pPr>
-      <w:r>
-        <w:t>Строка заполнения 12</w:t>
-      </w:r>
-    </w:p>
-    <w:p>
-      <w:pPr>
-        <w:keepNext w:val="0"/>
-      </w:pPr>
-      <w:r>
-        <w:t>Строка заполнения 13</w:t>
-      </w:r>
-    </w:p>
-    <w:p>
-      <w:pPr>
-        <w:keepNext w:val="0"/>
-      </w:pPr>
-      <w:r>
-        <w:t>Строка заполнения 14</w:t>
-      </w:r>
-    </w:p>
-    <w:p>
-      <w:pPr>
-        <w:keepNext w:val="0"/>
-      </w:pPr>
-      <w:r>
-        <w:t>Строка заполнения 15</w:t>
-      </w:r>
-    </w:p>
-    <w:p>
-      <w:pPr>
-        <w:keepNext w:val="0"/>
-      </w:pPr>
-      <w:r>
-        <w:t>Строка заполнения 16</w:t>
-      </w:r>
-    </w:p>
-    <w:p>
-      <w:pPr>
-        <w:keepNext w:val="0"/>
-      </w:pPr>
-      <w:r>
-        <w:t>Строка заполнения 17</w:t>
-      </w:r>
-    </w:p>
-    <w:p>
-      <w:pPr>
-        <w:keepNext w:val="0"/>
-      </w:pPr>
-      <w:r>
-        <w:t>Строка заполнения 18</w:t>
-      </w:r>
-    </w:p>
-    <w:p>
-      <w:pPr>
-        <w:keepNext w:val="0"/>
-      </w:pPr>
-      <w:r>
-        <w:t>Строка заполнения 19</w:t>
-      </w:r>
-    </w:p>
-    <w:p>
-      <w:pPr>
-        <w:keepNext w:val="0"/>
-      </w:pPr>
-      <w:r>
-        <w:t>Строка заполнения 20</w:t>
-      </w:r>
-    </w:p>
-    <w:p>
-      <w:pPr>
-        <w:keepNext w:val="0"/>
-      </w:pPr>
-      <w:r>
-        <w:t>Строка заполнения 21</w:t>
-      </w:r>
-    </w:p>
-    <w:p>
-      <w:pPr>
-        <w:keepNext w:val="0"/>
-      </w:pPr>
-      <w:r>
-        <w:t>Строка заполнения 22</w:t>
-      </w:r>
-    </w:p>
-    <w:p>
-      <w:pPr>
-        <w:keepNext w:val="0"/>
-      </w:pPr>
-      <w:r>
-        <w:t>Строка заполнения 23</w:t>
-      </w:r>
-    </w:p>
-    <w:p>
-      <w:pPr>
-        <w:keepNext w:val="0"/>
-      </w:pPr>
-      <w:r>
-        <w:t>Строка заполнения 24</w:t>
-      </w:r>
-    </w:p>
-    <w:p>
-      <w:pPr>
-        <w:keepNext w:val="0"/>
-      </w:pPr>
-      <w:r>
-        <w:t>Строка заполнения 25</w:t>
-      </w:r>
-    </w:p>
-    <w:p>
-      <w:pPr>
-        <w:keepNext w:val="0"/>
-      </w:pPr>
-      <w:r>
-        <w:t>Строка заполнения 26</w:t>
-      </w:r>
-    </w:p>
-    <w:p>
-      <w:pPr>
-        <w:keepNext w:val="0"/>
-      </w:pPr>
-      <w:r>
-        <w:t>Строка заполнения 27</w:t>
-      </w:r>
-    </w:p>
-    <w:p>
-      <w:pPr>
-        <w:keepNext w:val="0"/>
-      </w:pPr>
-      <w:r>
-        <w:t>Строка заполнения 28</w:t>
-      </w:r>
-    </w:p>
-    <w:p>
-      <w:pPr>
-        <w:keepNext w:val="0"/>
-      </w:pPr>
-      <w:r>
-        <w:t>Строка заполнения 29</w:t>
-      </w:r>
-    </w:p>
-    <w:p>
-      <w:pPr>
-        <w:keepNext w:val="0"/>
-      </w:pPr>
-      <w:r>
-        <w:t>Строка заполнения 30</w:t>
-      </w:r>
-    </w:p>
-    <w:p>
-      <w:pPr>
-        <w:keepNext w:val="0"/>
-      </w:pPr>
-      <w:r>
-        <w:t>Строка заполнения 31</w:t>
-      </w:r>
-    </w:p>
-    <w:p>
-      <w:pPr>
-        <w:keepNext w:val="0"/>
-      </w:pPr>
-      <w:r>
-        <w:t>Строка заполнения 32</w:t>
-      </w:r>
-    </w:p>
-    <w:p>
-      <w:pPr>
-        <w:keepNext w:val="0"/>
-      </w:pPr>
-      <w:r>
-        <w:t>Строка заполнения 33</w:t>
-      </w:r>
-    </w:p>
-    <w:p>
-      <w:pPr>
-        <w:keepNext w:val="0"/>
-      </w:pPr>
-      <w:r>
-        <w:t>Строка заполнения 34</w:t>
-      </w:r>
-    </w:p>
-    <w:p>
-      <w:pPr>
-        <w:keepNext w:val="0"/>
-      </w:pPr>
-      <w:r>
-        <w:t>Строка заполнения 35</w:t>
-      </w:r>
-    </w:p>
-    <w:p>
-      <w:pPr>
-        <w:keepNext w:val="0"/>
-      </w:pPr>
-      <w:r>
-        <w:t>Строка заполнения 36</w:t>
-      </w:r>
-    </w:p>
-    <w:p>
-      <w:pPr>
-        <w:keepNext w:val="0"/>
-      </w:pPr>
-      <w:r>
-        <w:t>Строка заполнения 37</w:t>
-      </w:r>
-    </w:p>
-    <w:p>
-      <w:pPr>
-        <w:keepNext w:val="0"/>
-      </w:pPr>
-      <w:r>
-        <w:t>Строка заполнения 38</w:t>
-      </w:r>
-    </w:p>
-    <w:p>
-      <w:pPr>
-        <w:keepNext w:val="0"/>
-      </w:pPr>
-      <w:r>
-        <w:t>Строка заполнения 39</w:t>
-      </w:r>
-    </w:p>
-    <w:p>
-      <w:pPr>
-        <w:keepNext w:val="0"/>
-      </w:pPr>
-      <w:r>
-        <w:t>Строка заполнения 40</w:t>
-      </w:r>
-    </w:p>
-    <w:p>
-      <w:pPr>
-        <w:keepNext w:val="0"/>
-      </w:pPr>
-      <w:r>
-        <w:t>Строка заполнения 41</w:t>
-      </w:r>
-    </w:p>
-    <w:p>
-      <w:pPr>
-        <w:keepNext w:val="0"/>
-      </w:pPr>
-      <w:r>
-        <w:t>Строка заполнения 42</w:t>
-      </w:r>
-    </w:p>
-    <w:p>
-      <w:pPr>
-        <w:keepNext w:val="0"/>
-      </w:pPr>
-      <w:r>
-        <w:t>Строка заполнения 43</w:t>
-      </w:r>
-    </w:p>
-    <w:p>
-      <w:pPr>
-        <w:keepNext w:val="0"/>
-      </w:pPr>
-      <w:r>
-        <w:t>Строка заполнения 44</w:t>
-      </w:r>
-    </w:p>
-    <w:p>
-      <w:pPr>
-        <w:keepNext w:val="0"/>
-      </w:pPr>
-      <w:r>
-        <w:t>Строка заполнения 45</w:t>
-      </w:r>
-    </w:p>
-    <w:p>
-      <w:pPr>
-        <w:keepNext w:val="0"/>
-      </w:pPr>
-      <w:r>
-        <w:t>Строка заполнения 46</w:t>
-      </w:r>
-    </w:p>
-    <w:p>
-      <w:pPr>
-        <w:keepNext w:val="0"/>
-      </w:pPr>
-      <w:r>
-        <w:t>Строка заполнения 47</w:t>
+        <w:t>Case: header row=True, room=0</w:t>
+      </w:r>
+    </w:p>
+    <w:p>
+      <w:pPr>
+        <w:keepNext w:val="0"/>
+      </w:pPr>
+      <w:r>
+        <w:t>Filler line 1</w:t>
+      </w:r>
+    </w:p>
+    <w:p>
+      <w:pPr>
+        <w:keepNext w:val="0"/>
+      </w:pPr>
+      <w:r>
+        <w:t>Filler line 2</w:t>
+      </w:r>
+    </w:p>
+    <w:p>
+      <w:pPr>
+        <w:keepNext w:val="0"/>
+      </w:pPr>
+      <w:r>
+        <w:t>Filler line 3</w:t>
+      </w:r>
+    </w:p>
+    <w:p>
+      <w:pPr>
+        <w:keepNext w:val="0"/>
+      </w:pPr>
+      <w:r>
+        <w:t>Filler line 4</w:t>
+      </w:r>
+    </w:p>
+    <w:p>
+      <w:pPr>
+        <w:keepNext w:val="0"/>
+      </w:pPr>
+      <w:r>
+        <w:t>Filler line 5</w:t>
+      </w:r>
+    </w:p>
+    <w:p>
+      <w:pPr>
+        <w:keepNext w:val="0"/>
+      </w:pPr>
+      <w:r>
+        <w:t>Filler line 6</w:t>
+      </w:r>
+    </w:p>
+    <w:p>
+      <w:pPr>
+        <w:keepNext w:val="0"/>
+      </w:pPr>
+      <w:r>
+        <w:t>Filler line 7</w:t>
+      </w:r>
+    </w:p>
+    <w:p>
+      <w:pPr>
+        <w:keepNext w:val="0"/>
+      </w:pPr>
+      <w:r>
+        <w:t>Filler line 8</w:t>
+      </w:r>
+    </w:p>
+    <w:p>
+      <w:pPr>
+        <w:keepNext w:val="0"/>
+      </w:pPr>
+      <w:r>
+        <w:t>Filler line 9</w:t>
+      </w:r>
+    </w:p>
+    <w:p>
+      <w:pPr>
+        <w:keepNext w:val="0"/>
+      </w:pPr>
+      <w:r>
+        <w:t>Filler line 10</w:t>
+      </w:r>
+    </w:p>
+    <w:p>
+      <w:pPr>
+        <w:keepNext w:val="0"/>
+      </w:pPr>
+      <w:r>
+        <w:t>Filler line 11</w:t>
+      </w:r>
+    </w:p>
+    <w:p>
+      <w:pPr>
+        <w:keepNext w:val="0"/>
+      </w:pPr>
+      <w:r>
+        <w:t>Filler line 12</w:t>
+      </w:r>
+    </w:p>
+    <w:p>
+      <w:pPr>
+        <w:keepNext w:val="0"/>
+      </w:pPr>
+      <w:r>
+        <w:t>Filler line 13</w:t>
+      </w:r>
+    </w:p>
+    <w:p>
+      <w:pPr>
+        <w:keepNext w:val="0"/>
+      </w:pPr>
+      <w:r>
+        <w:t>Filler line 14</w:t>
+      </w:r>
+    </w:p>
+    <w:p>
+      <w:pPr>
+        <w:keepNext w:val="0"/>
+      </w:pPr>
+      <w:r>
+        <w:t>Filler line 15</w:t>
+      </w:r>
+    </w:p>
+    <w:p>
+      <w:pPr>
+        <w:keepNext w:val="0"/>
+      </w:pPr>
+      <w:r>
+        <w:t>Filler line 16</w:t>
+      </w:r>
+    </w:p>
+    <w:p>
+      <w:pPr>
+        <w:keepNext w:val="0"/>
+      </w:pPr>
+      <w:r>
+        <w:t>Filler line 17</w:t>
+      </w:r>
+    </w:p>
+    <w:p>
+      <w:pPr>
+        <w:keepNext w:val="0"/>
+      </w:pPr>
+      <w:r>
+        <w:t>Filler line 18</w:t>
+      </w:r>
+    </w:p>
+    <w:p>
+      <w:pPr>
+        <w:keepNext w:val="0"/>
+      </w:pPr>
+      <w:r>
+        <w:t>Filler line 19</w:t>
+      </w:r>
+    </w:p>
+    <w:p>
+      <w:pPr>
+        <w:keepNext w:val="0"/>
+      </w:pPr>
+      <w:r>
+        <w:t>Filler line 20</w:t>
+      </w:r>
+    </w:p>
+    <w:p>
+      <w:pPr>
+        <w:keepNext w:val="0"/>
+      </w:pPr>
+      <w:r>
+        <w:t>Filler line 21</w:t>
+      </w:r>
+    </w:p>
+    <w:p>
+      <w:pPr>
+        <w:keepNext w:val="0"/>
+      </w:pPr>
+      <w:r>
+        <w:t>Filler line 22</w:t>
+      </w:r>
+    </w:p>
+    <w:p>
+      <w:pPr>
+        <w:keepNext w:val="0"/>
+      </w:pPr>
+      <w:r>
+        <w:t>Filler line 23</w:t>
+      </w:r>
+    </w:p>
+    <w:p>
+      <w:pPr>
+        <w:keepNext w:val="0"/>
+      </w:pPr>
+      <w:r>
+        <w:t>Filler line 24</w:t>
+      </w:r>
+    </w:p>
+    <w:p>
+      <w:pPr>
+        <w:keepNext w:val="0"/>
+      </w:pPr>
+      <w:r>
+        <w:t>Filler line 25</w:t>
+      </w:r>
+    </w:p>
+    <w:p>
+      <w:pPr>
+        <w:keepNext w:val="0"/>
+      </w:pPr>
+      <w:r>
+        <w:t>Filler line 26</w:t>
+      </w:r>
+    </w:p>
+    <w:p>
+      <w:pPr>
+        <w:keepNext w:val="0"/>
+      </w:pPr>
+      <w:r>
+        <w:t>Filler line 27</w:t>
+      </w:r>
+    </w:p>
+    <w:p>
+      <w:pPr>
+        <w:keepNext w:val="0"/>
+      </w:pPr>
+      <w:r>
+        <w:t>Filler line 28</w:t>
+      </w:r>
+    </w:p>
+    <w:p>
+      <w:pPr>
+        <w:keepNext w:val="0"/>
+      </w:pPr>
+      <w:r>
+        <w:t>Filler line 29</w:t>
+      </w:r>
+    </w:p>
+    <w:p>
+      <w:pPr>
+        <w:keepNext w:val="0"/>
+      </w:pPr>
+      <w:r>
+        <w:t>Filler line 30</w:t>
+      </w:r>
+    </w:p>
+    <w:p>
+      <w:pPr>
+        <w:keepNext w:val="0"/>
+      </w:pPr>
+      <w:r>
+        <w:t>Filler line 31</w:t>
+      </w:r>
+    </w:p>
+    <w:p>
+      <w:pPr>
+        <w:keepNext w:val="0"/>
+      </w:pPr>
+      <w:r>
+        <w:t>Filler line 32</w:t>
+      </w:r>
+    </w:p>
+    <w:p>
+      <w:pPr>
+        <w:keepNext w:val="0"/>
+      </w:pPr>
+      <w:r>
+        <w:t>Filler line 33</w:t>
+      </w:r>
+    </w:p>
+    <w:p>
+      <w:pPr>
+        <w:keepNext w:val="0"/>
+      </w:pPr>
+      <w:r>
+        <w:t>Filler line 34</w:t>
+      </w:r>
+    </w:p>
+    <w:p>
+      <w:pPr>
+        <w:keepNext w:val="0"/>
+      </w:pPr>
+      <w:r>
+        <w:t>Filler line 35</w:t>
+      </w:r>
+    </w:p>
+    <w:p>
+      <w:pPr>
+        <w:keepNext w:val="0"/>
+      </w:pPr>
+      <w:r>
+        <w:t>Filler line 36</w:t>
+      </w:r>
+    </w:p>
+    <w:p>
+      <w:pPr>
+        <w:keepNext w:val="0"/>
+      </w:pPr>
+      <w:r>
+        <w:t>Filler line 37</w:t>
+      </w:r>
+    </w:p>
+    <w:p>
+      <w:pPr>
+        <w:keepNext w:val="0"/>
+      </w:pPr>
+      <w:r>
+        <w:t>Filler line 38</w:t>
+      </w:r>
+    </w:p>
+    <w:p>
+      <w:pPr>
+        <w:keepNext w:val="0"/>
+      </w:pPr>
+      <w:r>
+        <w:t>Filler line 39</w:t>
+      </w:r>
+    </w:p>
+    <w:p>
+      <w:pPr>
+        <w:keepNext w:val="0"/>
+      </w:pPr>
+      <w:r>
+        <w:t>Filler line 40</w:t>
+      </w:r>
+    </w:p>
+    <w:p>
+      <w:pPr>
+        <w:keepNext w:val="0"/>
+      </w:pPr>
+      <w:r>
+        <w:t>Filler line 41</w:t>
+      </w:r>
+    </w:p>
+    <w:p>
+      <w:pPr>
+        <w:keepNext w:val="0"/>
+      </w:pPr>
+      <w:r>
+        <w:t>Filler line 42</w:t>
+      </w:r>
+    </w:p>
+    <w:p>
+      <w:pPr>
+        <w:keepNext w:val="0"/>
+      </w:pPr>
+      <w:r>
+        <w:t>Filler line 43</w:t>
+      </w:r>
+    </w:p>
+    <w:p>
+      <w:pPr>
+        <w:keepNext w:val="0"/>
+      </w:pPr>
+      <w:r>
+        <w:t>Filler line 44</w:t>
+      </w:r>
+    </w:p>
+    <w:p>
+      <w:pPr>
+        <w:keepNext w:val="0"/>
+      </w:pPr>
+      <w:r>
+        <w:t>Filler line 45</w:t>
+      </w:r>
+    </w:p>
+    <w:p>
+      <w:pPr>
+        <w:keepNext w:val="0"/>
+      </w:pPr>
+      <w:r>
+        <w:t>Filler line 46</w:t>
+      </w:r>
+    </w:p>
+    <w:p>
+      <w:pPr>
+        <w:keepNext w:val="0"/>
+      </w:pPr>
+      <w:r>
+        <w:t>Filler line 47</w:t>
       </w:r>
     </w:p>
     <w:p>
@@ -2936,7 +2936,7 @@
         <w:rPr>
           <w:b/>
         </w:rPr>
-        <w:t>ЗАГОЛОВОК с шапкой fit=0</w:t>
+        <w:t>HEADING with header row (keep with next)</w:t>
       </w:r>
     </w:p>
     <w:tbl>
@@ -2959,7 +2959,7 @@
           </w:tcPr>
           <w:p>
             <w:r>
-              <w:t>Шапка</w:t>
+              <w:t>Header</w:t>
             </w:r>
           </w:p>
         </w:tc>
@@ -2969,7 +2969,7 @@
           </w:tcPr>
           <w:p>
             <w:r>
-              <w:t>Шапка</w:t>
+              <w:t>Header</w:t>
             </w:r>
           </w:p>
         </w:tc>
@@ -2981,32 +2981,32 @@
           </w:tcPr>
           <w:p>
             <w:r>
-              <w:t>Первая строка, абзац 1</w:t>
+              <w:t>First row, paragraph 1</w:t>
             </w:r>
           </w:p>
           <w:p>
             <w:r>
-              <w:t>Первая строка, абзац 2</w:t>
+              <w:t>First row, paragraph 2</w:t>
             </w:r>
           </w:p>
           <w:p>
             <w:r>
-              <w:t>Первая строка, абзац 3</w:t>
+              <w:t>First row, paragraph 3</w:t>
             </w:r>
           </w:p>
           <w:p>
             <w:r>
-              <w:t>Первая строка, абзац 4</w:t>
+              <w:t>First row, paragraph 4</w:t>
             </w:r>
           </w:p>
           <w:p>
             <w:r>
-              <w:t>Первая строка, абзац 5</w:t>
+              <w:t>First row, paragraph 5</w:t>
             </w:r>
           </w:p>
           <w:p>
             <w:r>
-              <w:t>Первая строка, абзац 6</w:t>
+              <w:t>First row, paragraph 6</w:t>
             </w:r>
           </w:p>
         </w:tc>
@@ -3028,7 +3028,7 @@
           </w:tcPr>
           <w:p>
             <w:r>
-              <w:t>Вторая строка</w:t>
+              <w:t>Second row</w:t>
             </w:r>
           </w:p>
         </w:tc>
@@ -3045,7 +3045,7 @@
         <w:keepNext w:val="0"/>
       </w:pPr>
       <w:r>
-        <w:t>ПОСЛЕ ТАБЛИЦЫ</w:t>
+        <w:t>AFTER THE TABLE</w:t>
       </w:r>
     </w:p>
     <w:sectPr>
